--- a/mokun3/2fin/word/m3s2_grammar_test_exam.docx
+++ b/mokun3/2fin/word/m3s2_grammar_test_exam.docx
@@ -19,10 +19,10 @@
     </w:p>
     <w:p>
       <w:pPr>
-        <w:spacing w:before="0" w:after="60" w:line="259" w:lineRule="auto"/>
         <w:pBdr>
           <w:bottom w:val="single" w:sz="8" w:space="1" w:color="1F3864"/>
         </w:pBdr>
+        <w:spacing w:before="0" w:after="60" w:line="259" w:lineRule="auto"/>
       </w:pPr>
       <w:r>
         <w:rPr>
@@ -40,8 +40,8 @@
         <w:sectPr>
           <w:pgSz w:w="11906" w:h="16838"/>
           <w:pgMar w:top="680" w:right="794" w:bottom="624" w:left="794" w:header="720" w:footer="720" w:gutter="0"/>
+          <w:cols w:num="1" w:space="360"/>
           <w:docGrid w:linePitch="360"/>
-          <w:cols w:num="1" w:space="360"/>
         </w:sectPr>
       </w:pPr>
     </w:p>
@@ -3445,8 +3445,8 @@
           <w:type w:val="continuous"/>
           <w:pgSz w:w="11906" w:h="16838"/>
           <w:pgMar w:top="680" w:right="794" w:bottom="624" w:left="794" w:header="720" w:footer="720" w:gutter="0"/>
+          <w:cols w:num="2" w:space="360" w:sep="1"/>
           <w:docGrid w:linePitch="360"/>
-          <w:cols w:num="2" w:space="360" w:sep="1"/>
         </w:sectPr>
       </w:pPr>
     </w:p>
@@ -3873,8 +3873,8 @@
     <w:sectPr>
       <w:pgSz w:w="11906" w:h="16838"/>
       <w:pgMar w:top="680" w:right="794" w:bottom="624" w:left="794" w:header="720" w:footer="720" w:gutter="0"/>
+      <w:cols w:num="1" w:space="360"/>
       <w:docGrid w:linePitch="360"/>
-      <w:cols w:num="1" w:space="360"/>
     </w:sectPr>
   </w:body>
 </w:document>

--- a/mokun3/2fin/word/m3s2_grammar_test_exam.docx
+++ b/mokun3/2fin/word/m3s2_grammar_test_exam.docx
@@ -19,10 +19,10 @@
     </w:p>
     <w:p>
       <w:pPr>
+        <w:spacing w:before="0" w:after="60" w:line="259" w:lineRule="auto"/>
         <w:pBdr>
           <w:bottom w:val="single" w:sz="8" w:space="1" w:color="1F3864"/>
         </w:pBdr>
-        <w:spacing w:before="0" w:after="60" w:line="259" w:lineRule="auto"/>
       </w:pPr>
       <w:r>
         <w:rPr>
@@ -40,8 +40,8 @@
         <w:sectPr>
           <w:pgSz w:w="11906" w:h="16838"/>
           <w:pgMar w:top="680" w:right="794" w:bottom="624" w:left="794" w:header="720" w:footer="720" w:gutter="0"/>
+          <w:docGrid w:linePitch="360"/>
           <w:cols w:num="1" w:space="360"/>
-          <w:docGrid w:linePitch="360"/>
         </w:sectPr>
       </w:pPr>
     </w:p>
@@ -127,7 +127,7 @@
           <w:sz w:val="18"/>
           <w:u w:val="none"/>
         </w:rPr>
-        <w:t>The doctor advised that I should get more rest.</w:t>
+        <w:t>She persuaded others that they should join the school club.</w:t>
       </w:r>
     </w:p>
     <w:p>
@@ -143,7 +143,7 @@
           <w:sz w:val="18"/>
           <w:u w:val="none"/>
         </w:rPr>
-        <w:t>① The doctor advised me get more rest.</w:t>
+        <w:t>① She persuaded others join the school club.</w:t>
       </w:r>
     </w:p>
     <w:p>
@@ -159,7 +159,7 @@
           <w:sz w:val="18"/>
           <w:u w:val="none"/>
         </w:rPr>
-        <w:t>② The doctor advised me to get more rest.</w:t>
+        <w:t>② She persuaded to others to join the school club.</w:t>
       </w:r>
     </w:p>
     <w:p>
@@ -175,7 +175,7 @@
           <w:sz w:val="18"/>
           <w:u w:val="none"/>
         </w:rPr>
-        <w:t>③ The doctor advised me getting more rest.</w:t>
+        <w:t>③ She persuaded others joining the school club.</w:t>
       </w:r>
     </w:p>
     <w:p>
@@ -191,7 +191,7 @@
           <w:sz w:val="18"/>
           <w:u w:val="none"/>
         </w:rPr>
-        <w:t>④ The doctor advised to me to get more rest.</w:t>
+        <w:t>④ She persuaded others to join the school club.</w:t>
       </w:r>
     </w:p>
     <w:p>
@@ -207,7 +207,7 @@
           <w:sz w:val="18"/>
           <w:u w:val="none"/>
         </w:rPr>
-        <w:t>⑤ The doctor advised that me to get more rest.</w:t>
+        <w:t>⑤ She persuaded others that to join the school club.</w:t>
       </w:r>
     </w:p>
     <w:p>
@@ -269,7 +269,7 @@
           <w:sz w:val="18"/>
           <w:u w:val="none"/>
         </w:rPr>
-        <w:t>It seems that she was rich when she was young.</w:t>
+        <w:t>She was happy that she had passed the test.</w:t>
       </w:r>
       <w:r>
         <w:br/>
@@ -282,7 +282,7 @@
           <w:sz w:val="18"/>
           <w:u w:val="none"/>
         </w:rPr>
-        <w:t>= She seems ________ rich when she was young.</w:t>
+        <w:t>= She was happy ________ the test.</w:t>
       </w:r>
     </w:p>
     <w:p>
@@ -298,7 +298,7 @@
           <w:sz w:val="18"/>
           <w:u w:val="none"/>
         </w:rPr>
-        <w:t>① to be</w:t>
+        <w:t>① to pass</w:t>
       </w:r>
       <w:r>
         <w:rPr>
@@ -318,7 +318,7 @@
           <w:sz w:val="18"/>
           <w:u w:val="none"/>
         </w:rPr>
-        <w:t>② being</w:t>
+        <w:t>② passing</w:t>
       </w:r>
       <w:r>
         <w:rPr>
@@ -338,7 +338,7 @@
           <w:sz w:val="18"/>
           <w:u w:val="none"/>
         </w:rPr>
-        <w:t>③ to have been</w:t>
+        <w:t>③ to be passed</w:t>
       </w:r>
       <w:r>
         <w:rPr>
@@ -358,7 +358,7 @@
           <w:sz w:val="18"/>
           <w:u w:val="none"/>
         </w:rPr>
-        <w:t>④ having been</w:t>
+        <w:t>④ having passed</w:t>
       </w:r>
       <w:r>
         <w:rPr>
@@ -378,7 +378,7 @@
           <w:sz w:val="18"/>
           <w:u w:val="none"/>
         </w:rPr>
-        <w:t>⑤ that she was</w:t>
+        <w:t>⑤ to have passed</w:t>
       </w:r>
     </w:p>
     <w:p>
@@ -409,7 +409,7 @@
           <w:sz w:val="18"/>
           <w:u w:val="none"/>
         </w:rPr>
-        <w:t xml:space="preserve">빈칸 (A), (B)에 들어갈 말이 바르게 짝지어진 것은? </w:t>
+        <w:t xml:space="preserve">빈칸에 들어갈 말이 바르게 짝지어진 것은? </w:t>
       </w:r>
       <w:r>
         <w:rPr>
@@ -435,7 +435,7 @@
           <w:sz w:val="18"/>
           <w:u w:val="none"/>
         </w:rPr>
-        <w:t>• It was careless (A)____ him to leave the door open.</w:t>
+        <w:t>• It is wise ____ you to have prepared in advance.</w:t>
       </w:r>
       <w:r>
         <w:br/>
@@ -448,7 +448,7 @@
           <w:sz w:val="18"/>
           <w:u w:val="none"/>
         </w:rPr>
-        <w:t>• It is necessary (B)____ us to save energy.</w:t>
+        <w:t>• The milk was too hot ____ the baby to drink.</w:t>
       </w:r>
     </w:p>
     <w:p>
@@ -601,7 +601,7 @@
           <w:sz w:val="18"/>
           <w:u w:val="none"/>
         </w:rPr>
-        <w:t>The box was so heavy that I couldn't lift it.</w:t>
+        <w:t>The milk was so hot that the baby couldn’t drink it.</w:t>
       </w:r>
     </w:p>
     <w:p>
@@ -617,7 +617,7 @@
           <w:sz w:val="18"/>
           <w:u w:val="none"/>
         </w:rPr>
-        <w:t>① The box was too heavy for me to lift it.</w:t>
+        <w:t>① The milk was too hot for the baby to drink.</w:t>
       </w:r>
     </w:p>
     <w:p>
@@ -633,7 +633,7 @@
           <w:sz w:val="18"/>
           <w:u w:val="none"/>
         </w:rPr>
-        <w:t>② The box was too heavy of me to lift.</w:t>
+        <w:t>② The milk was too hot of the baby to drink.</w:t>
       </w:r>
     </w:p>
     <w:p>
@@ -649,7 +649,7 @@
           <w:sz w:val="18"/>
           <w:u w:val="none"/>
         </w:rPr>
-        <w:t>③ The box was too heavy for me to lift.</w:t>
+        <w:t>③ The milk was too hot for the baby to drink it.</w:t>
       </w:r>
     </w:p>
     <w:p>
@@ -665,7 +665,7 @@
           <w:sz w:val="18"/>
           <w:u w:val="none"/>
         </w:rPr>
-        <w:t>④ The box was heavy enough for me to lift.</w:t>
+        <w:t>④ The milk was hot enough for the baby to drink.</w:t>
       </w:r>
     </w:p>
     <w:p>
@@ -681,7 +681,7 @@
           <w:sz w:val="18"/>
           <w:u w:val="none"/>
         </w:rPr>
-        <w:t>⑤ The box was too heavy that I couldn't lift.</w:t>
+        <w:t>⑤ The milk was too hot that the baby couldn’t drink.</w:t>
       </w:r>
     </w:p>
     <w:p>
@@ -733,7 +733,7 @@
           <w:sz w:val="18"/>
           <w:u w:val="none"/>
         </w:rPr>
-        <w:t xml:space="preserve">빈칸에 들어갈 말이 나머지 넷과 </w:t>
+        <w:t xml:space="preserve">빈칸에 들어갈 관계부사가 나머지 넷과 </w:t>
       </w:r>
       <w:r>
         <w:rPr>
@@ -779,7 +779,7 @@
           <w:sz w:val="18"/>
           <w:u w:val="none"/>
         </w:rPr>
-        <w:t>① This is the village ____ my father grew up.</w:t>
+        <w:t>① This is the house ____ I was born.</w:t>
       </w:r>
     </w:p>
     <w:p>
@@ -795,7 +795,7 @@
           <w:sz w:val="18"/>
           <w:u w:val="none"/>
         </w:rPr>
-        <w:t>② I visited the museum ____ the famous painting is kept.</w:t>
+        <w:t>② Tell me the reason ____ you were absent.</w:t>
       </w:r>
     </w:p>
     <w:p>
@@ -811,7 +811,7 @@
           <w:sz w:val="18"/>
           <w:u w:val="none"/>
         </w:rPr>
-        <w:t>③ Do you know the reason ____ he left early?</w:t>
+        <w:t>③ That is the stage ____ the students performed.</w:t>
       </w:r>
     </w:p>
     <w:p>
@@ -827,7 +827,7 @@
           <w:sz w:val="18"/>
           <w:u w:val="none"/>
         </w:rPr>
-        <w:t>④ This is a situation ____ we need your help.</w:t>
+        <w:t>④ This is the table ____ I put my bag.</w:t>
       </w:r>
     </w:p>
     <w:p>
@@ -843,7 +843,7 @@
           <w:sz w:val="18"/>
           <w:u w:val="none"/>
         </w:rPr>
-        <w:t>⑤ Tell me the town ____ you spent your childhood.</w:t>
+        <w:t>⑤ This is the station ____ we met our relatives.</w:t>
       </w:r>
     </w:p>
     <w:p>
@@ -879,7 +879,7 @@
           <w:sz w:val="18"/>
           <w:u w:val="none"/>
         </w:rPr>
-        <w:t xml:space="preserve">빈칸 (A)~(E)에 들어갈 전치사가 바르게 짝지어진 것은? </w:t>
+        <w:t xml:space="preserve">빈칸 (A)~(D)에 들어갈 전치사가 바르게 짝지어진 것은? </w:t>
       </w:r>
       <w:r>
         <w:rPr>
@@ -905,7 +905,7 @@
           <w:sz w:val="18"/>
           <w:u w:val="none"/>
         </w:rPr>
-        <w:t>(A) This is the airport ____ which we arrived last night.</w:t>
+        <w:t>(A) This is the house ____ which I was born.</w:t>
       </w:r>
       <w:r>
         <w:br/>
@@ -918,7 +918,7 @@
           <w:sz w:val="18"/>
           <w:u w:val="none"/>
         </w:rPr>
-        <w:t>(B) Korea won the gold medal in the century ____ which modern sports began.</w:t>
+        <w:t>(B) I remember the day ____ which we first met.</w:t>
       </w:r>
       <w:r>
         <w:br/>
@@ -931,7 +931,7 @@
           <w:sz w:val="18"/>
           <w:u w:val="none"/>
         </w:rPr>
-        <w:t>(C) I fell asleep in the class ____ which the teacher showed a long video.</w:t>
+        <w:t>(C) The summer ____ which we visited Jeju Island was unforgettable.</w:t>
       </w:r>
       <w:r>
         <w:br/>
@@ -944,11 +944,14 @@
           <w:sz w:val="18"/>
           <w:u w:val="none"/>
         </w:rPr>
-        <w:t>(D) Look at the wall ____ which he hung the poster.</w:t>
-      </w:r>
-      <w:r>
-        <w:br/>
-      </w:r>
+        <w:t>(D) I remember the month ____ which I started this job.</w:t>
+      </w:r>
+    </w:p>
+    <w:p>
+      <w:pPr>
+        <w:spacing w:before="0" w:after="0" w:line="259" w:lineRule="auto"/>
+        <w:ind w:left="113"/>
+      </w:pPr>
       <w:r>
         <w:rPr>
           <w:rFonts w:ascii="맑은 고딕" w:hAnsi="맑은 고딕" w:eastAsia="맑은 고딕"/>
@@ -957,7 +960,7 @@
           <w:sz w:val="18"/>
           <w:u w:val="none"/>
         </w:rPr>
-        <w:t>(E) Nobody knows the reason ____ which she quit the team.</w:t>
+        <w:t>① in — on — during — in</w:t>
       </w:r>
     </w:p>
     <w:p>
@@ -973,7 +976,7 @@
           <w:sz w:val="18"/>
           <w:u w:val="none"/>
         </w:rPr>
-        <w:t>① at — in — during — on — for</w:t>
+        <w:t>② at — on — during — in</w:t>
       </w:r>
     </w:p>
     <w:p>
@@ -989,7 +992,7 @@
           <w:sz w:val="18"/>
           <w:u w:val="none"/>
         </w:rPr>
-        <w:t>② in — in — during — on — for</w:t>
+        <w:t>③ in — in — on — during</w:t>
       </w:r>
     </w:p>
     <w:p>
@@ -1005,7 +1008,7 @@
           <w:sz w:val="18"/>
           <w:u w:val="none"/>
         </w:rPr>
-        <w:t>③ at — on — during — in — for</w:t>
+        <w:t>④ in — on — in — at</w:t>
       </w:r>
     </w:p>
     <w:p>
@@ -1021,37 +1024,147 @@
           <w:sz w:val="18"/>
           <w:u w:val="none"/>
         </w:rPr>
-        <w:t>④ at — in — in — on — of</w:t>
+        <w:t>⑤ on — at — during — in</w:t>
       </w:r>
     </w:p>
     <w:p>
       <w:pPr>
         <w:spacing w:before="0" w:after="0" w:line="259" w:lineRule="auto"/>
-        <w:ind w:left="113"/>
-      </w:pPr>
-      <w:r>
-        <w:rPr>
-          <w:rFonts w:ascii="맑은 고딕" w:hAnsi="맑은 고딕" w:eastAsia="맑은 고딕"/>
-          <w:b w:val="0"/>
+      </w:pPr>
+    </w:p>
+    <w:p>
+      <w:pPr>
+        <w:spacing w:before="0" w:after="40" w:line="259" w:lineRule="auto"/>
+      </w:pPr>
+    </w:p>
+    <w:p>
+      <w:pPr>
+        <w:keepNext/>
+        <w:spacing w:before="0" w:after="20" w:line="259" w:lineRule="auto"/>
+      </w:pPr>
+      <w:r>
+        <w:rPr>
+          <w:rFonts w:ascii="맑은 고딕" w:hAnsi="맑은 고딕" w:eastAsia="맑은 고딕"/>
+          <w:b/>
           <w:i w:val="0"/>
           <w:sz w:val="18"/>
           <w:u w:val="none"/>
         </w:rPr>
-        <w:t>⑤ on — in — during — at — for</w:t>
+        <w:t xml:space="preserve">7. </w:t>
+      </w:r>
+      <w:r>
+        <w:rPr>
+          <w:rFonts w:ascii="맑은 고딕" w:hAnsi="맑은 고딕" w:eastAsia="맑은 고딕"/>
+          <w:b w:val="0"/>
+          <w:i w:val="0"/>
+          <w:sz w:val="18"/>
+          <w:u w:val="none"/>
+        </w:rPr>
+        <w:t xml:space="preserve">다음 중 어법상 옳은 것은? </w:t>
+      </w:r>
+      <w:r>
+        <w:rPr>
+          <w:rFonts w:ascii="맑은 고딕" w:hAnsi="맑은 고딕" w:eastAsia="맑은 고딕"/>
+          <w:b w:val="0"/>
+          <w:i w:val="0"/>
+          <w:sz w:val="18"/>
+          <w:u w:val="none"/>
+        </w:rPr>
+        <w:t>(3점)</w:t>
       </w:r>
     </w:p>
     <w:p>
       <w:pPr>
         <w:spacing w:before="0" w:after="0" w:line="259" w:lineRule="auto"/>
-      </w:pPr>
+        <w:ind w:left="113"/>
+      </w:pPr>
+      <w:r>
+        <w:rPr>
+          <w:rFonts w:ascii="맑은 고딕" w:hAnsi="맑은 고딕" w:eastAsia="맑은 고딕"/>
+          <w:b w:val="0"/>
+          <w:i w:val="0"/>
+          <w:sz w:val="18"/>
+          <w:u w:val="none"/>
+        </w:rPr>
+        <w:t>① The internet has changed the way how people buy music.</w:t>
+      </w:r>
     </w:p>
     <w:p>
       <w:pPr>
-        <w:spacing w:before="0" w:after="40" w:line="259" w:lineRule="auto"/>
-      </w:pPr>
+        <w:spacing w:before="0" w:after="0" w:line="259" w:lineRule="auto"/>
+        <w:ind w:left="113"/>
+      </w:pPr>
+      <w:r>
+        <w:rPr>
+          <w:rFonts w:ascii="맑은 고딕" w:hAnsi="맑은 고딕" w:eastAsia="맑은 고딕"/>
+          <w:b w:val="0"/>
+          <w:i w:val="0"/>
+          <w:sz w:val="18"/>
+          <w:u w:val="none"/>
+        </w:rPr>
+        <w:t>② The internet has changed how in which people buy music.</w:t>
+      </w:r>
     </w:p>
     <w:p>
       <w:pPr>
+        <w:spacing w:before="0" w:after="0" w:line="259" w:lineRule="auto"/>
+        <w:ind w:left="113"/>
+      </w:pPr>
+      <w:r>
+        <w:rPr>
+          <w:rFonts w:ascii="맑은 고딕" w:hAnsi="맑은 고딕" w:eastAsia="맑은 고딕"/>
+          <w:b w:val="0"/>
+          <w:i w:val="0"/>
+          <w:sz w:val="18"/>
+          <w:u w:val="none"/>
+        </w:rPr>
+        <w:t>③ The internet has changed the way which people buy music.</w:t>
+      </w:r>
+    </w:p>
+    <w:p>
+      <w:pPr>
+        <w:spacing w:before="0" w:after="0" w:line="259" w:lineRule="auto"/>
+        <w:ind w:left="113"/>
+      </w:pPr>
+      <w:r>
+        <w:rPr>
+          <w:rFonts w:ascii="맑은 고딕" w:hAnsi="맑은 고딕" w:eastAsia="맑은 고딕"/>
+          <w:b w:val="0"/>
+          <w:i w:val="0"/>
+          <w:sz w:val="18"/>
+          <w:u w:val="none"/>
+        </w:rPr>
+        <w:t>④ The internet has changed the way in which people buy music.</w:t>
+      </w:r>
+    </w:p>
+    <w:p>
+      <w:pPr>
+        <w:spacing w:before="0" w:after="0" w:line="259" w:lineRule="auto"/>
+        <w:ind w:left="113"/>
+      </w:pPr>
+      <w:r>
+        <w:rPr>
+          <w:rFonts w:ascii="맑은 고딕" w:hAnsi="맑은 고딕" w:eastAsia="맑은 고딕"/>
+          <w:b w:val="0"/>
+          <w:i w:val="0"/>
+          <w:sz w:val="18"/>
+          <w:u w:val="none"/>
+        </w:rPr>
+        <w:t>⑤ The internet has changed the how people buy music.</w:t>
+      </w:r>
+    </w:p>
+    <w:p>
+      <w:pPr>
+        <w:spacing w:before="0" w:after="0" w:line="259" w:lineRule="auto"/>
+      </w:pPr>
+    </w:p>
+    <w:p>
+      <w:pPr>
+        <w:spacing w:before="0" w:after="40" w:line="259" w:lineRule="auto"/>
+      </w:pPr>
+    </w:p>
+    <w:p>
+      <w:pPr>
         <w:keepNext/>
         <w:spacing w:before="0" w:after="20" w:line="259" w:lineRule="auto"/>
       </w:pPr>
@@ -1063,7 +1176,7 @@
           <w:sz w:val="18"/>
           <w:u w:val="none"/>
         </w:rPr>
-        <w:t xml:space="preserve">7. </w:t>
+        <w:t xml:space="preserve">8. </w:t>
       </w:r>
       <w:r>
         <w:rPr>
@@ -1073,7 +1186,7 @@
           <w:sz w:val="18"/>
           <w:u w:val="none"/>
         </w:rPr>
-        <w:t xml:space="preserve">다음 중 어법상 옳은 것은? </w:t>
+        <w:t xml:space="preserve">다음 ⓐ~ⓔ 중 어법상 옳은 것의 개수는? </w:t>
       </w:r>
       <w:r>
         <w:rPr>
@@ -1083,11 +1196,248 @@
           <w:sz w:val="18"/>
           <w:u w:val="none"/>
         </w:rPr>
-        <w:t>(3점)</w:t>
+        <w:t>(4점)</w:t>
       </w:r>
     </w:p>
     <w:p>
       <w:pPr>
+        <w:spacing w:before="0" w:after="20" w:line="259" w:lineRule="auto"/>
+        <w:ind w:left="57"/>
+      </w:pPr>
+      <w:r>
+        <w:rPr>
+          <w:rFonts w:ascii="맑은 고딕" w:hAnsi="맑은 고딕" w:eastAsia="맑은 고딕"/>
+          <w:b w:val="0"/>
+          <w:i w:val="0"/>
+          <w:sz w:val="18"/>
+          <w:u w:val="none"/>
+        </w:rPr>
+        <w:t>ⓐ He remembers the days when there were no electric lights.</w:t>
+      </w:r>
+      <w:r>
+        <w:br/>
+      </w:r>
+      <w:r>
+        <w:rPr>
+          <w:rFonts w:ascii="맑은 고딕" w:hAnsi="맑은 고딕" w:eastAsia="맑은 고딕"/>
+          <w:b w:val="0"/>
+          <w:i w:val="0"/>
+          <w:sz w:val="18"/>
+          <w:u w:val="none"/>
+        </w:rPr>
+        <w:t>ⓑ That is the stage where the students performed on.</w:t>
+      </w:r>
+      <w:r>
+        <w:br/>
+      </w:r>
+      <w:r>
+        <w:rPr>
+          <w:rFonts w:ascii="맑은 고딕" w:hAnsi="맑은 고딕" w:eastAsia="맑은 고딕"/>
+          <w:b w:val="0"/>
+          <w:i w:val="0"/>
+          <w:sz w:val="18"/>
+          <w:u w:val="none"/>
+        </w:rPr>
+        <w:t>ⓒ She won’t forget the day that she won the prize.</w:t>
+      </w:r>
+      <w:r>
+        <w:br/>
+      </w:r>
+      <w:r>
+        <w:rPr>
+          <w:rFonts w:ascii="맑은 고딕" w:hAnsi="맑은 고딕" w:eastAsia="맑은 고딕"/>
+          <w:b w:val="0"/>
+          <w:i w:val="0"/>
+          <w:sz w:val="18"/>
+          <w:u w:val="none"/>
+        </w:rPr>
+        <w:t>ⓓ Can you show me how you did it in that way?</w:t>
+      </w:r>
+      <w:r>
+        <w:br/>
+      </w:r>
+      <w:r>
+        <w:rPr>
+          <w:rFonts w:ascii="맑은 고딕" w:hAnsi="맑은 고딕" w:eastAsia="맑은 고딕"/>
+          <w:b w:val="0"/>
+          <w:i w:val="0"/>
+          <w:sz w:val="18"/>
+          <w:u w:val="none"/>
+        </w:rPr>
+        <w:t>ⓔ I remember the month in which I started this job.</w:t>
+      </w:r>
+    </w:p>
+    <w:p>
+      <w:pPr>
+        <w:spacing w:before="0" w:after="20" w:line="259" w:lineRule="auto"/>
+        <w:ind w:left="113"/>
+      </w:pPr>
+      <w:r>
+        <w:rPr>
+          <w:rFonts w:ascii="맑은 고딕" w:hAnsi="맑은 고딕" w:eastAsia="맑은 고딕"/>
+          <w:b w:val="0"/>
+          <w:i w:val="0"/>
+          <w:sz w:val="18"/>
+          <w:u w:val="none"/>
+        </w:rPr>
+        <w:t>① 1개</w:t>
+      </w:r>
+      <w:r>
+        <w:rPr>
+          <w:rFonts w:ascii="맑은 고딕" w:hAnsi="맑은 고딕" w:eastAsia="맑은 고딕"/>
+          <w:b w:val="0"/>
+          <w:i w:val="0"/>
+          <w:sz w:val="18"/>
+          <w:u w:val="none"/>
+        </w:rPr>
+        <w:t xml:space="preserve">    </w:t>
+      </w:r>
+      <w:r>
+        <w:rPr>
+          <w:rFonts w:ascii="맑은 고딕" w:hAnsi="맑은 고딕" w:eastAsia="맑은 고딕"/>
+          <w:b w:val="0"/>
+          <w:i w:val="0"/>
+          <w:sz w:val="18"/>
+          <w:u w:val="none"/>
+        </w:rPr>
+        <w:t>② 2개</w:t>
+      </w:r>
+      <w:r>
+        <w:rPr>
+          <w:rFonts w:ascii="맑은 고딕" w:hAnsi="맑은 고딕" w:eastAsia="맑은 고딕"/>
+          <w:b w:val="0"/>
+          <w:i w:val="0"/>
+          <w:sz w:val="18"/>
+          <w:u w:val="none"/>
+        </w:rPr>
+        <w:t xml:space="preserve">    </w:t>
+      </w:r>
+      <w:r>
+        <w:rPr>
+          <w:rFonts w:ascii="맑은 고딕" w:hAnsi="맑은 고딕" w:eastAsia="맑은 고딕"/>
+          <w:b w:val="0"/>
+          <w:i w:val="0"/>
+          <w:sz w:val="18"/>
+          <w:u w:val="none"/>
+        </w:rPr>
+        <w:t>③ 3개</w:t>
+      </w:r>
+      <w:r>
+        <w:rPr>
+          <w:rFonts w:ascii="맑은 고딕" w:hAnsi="맑은 고딕" w:eastAsia="맑은 고딕"/>
+          <w:b w:val="0"/>
+          <w:i w:val="0"/>
+          <w:sz w:val="18"/>
+          <w:u w:val="none"/>
+        </w:rPr>
+        <w:t xml:space="preserve">    </w:t>
+      </w:r>
+      <w:r>
+        <w:rPr>
+          <w:rFonts w:ascii="맑은 고딕" w:hAnsi="맑은 고딕" w:eastAsia="맑은 고딕"/>
+          <w:b w:val="0"/>
+          <w:i w:val="0"/>
+          <w:sz w:val="18"/>
+          <w:u w:val="none"/>
+        </w:rPr>
+        <w:t>④ 4개</w:t>
+      </w:r>
+      <w:r>
+        <w:rPr>
+          <w:rFonts w:ascii="맑은 고딕" w:hAnsi="맑은 고딕" w:eastAsia="맑은 고딕"/>
+          <w:b w:val="0"/>
+          <w:i w:val="0"/>
+          <w:sz w:val="18"/>
+          <w:u w:val="none"/>
+        </w:rPr>
+        <w:t xml:space="preserve">    </w:t>
+      </w:r>
+      <w:r>
+        <w:rPr>
+          <w:rFonts w:ascii="맑은 고딕" w:hAnsi="맑은 고딕" w:eastAsia="맑은 고딕"/>
+          <w:b w:val="0"/>
+          <w:i w:val="0"/>
+          <w:sz w:val="18"/>
+          <w:u w:val="none"/>
+        </w:rPr>
+        <w:t>⑤ 5개</w:t>
+      </w:r>
+    </w:p>
+    <w:p>
+      <w:pPr>
+        <w:spacing w:before="0" w:after="40" w:line="259" w:lineRule="auto"/>
+      </w:pPr>
+    </w:p>
+    <w:p>
+      <w:pPr>
+        <w:keepNext/>
+        <w:spacing w:before="0" w:after="20" w:line="259" w:lineRule="auto"/>
+      </w:pPr>
+      <w:r>
+        <w:rPr>
+          <w:rFonts w:ascii="맑은 고딕" w:hAnsi="맑은 고딕" w:eastAsia="맑은 고딕"/>
+          <w:b/>
+          <w:i w:val="0"/>
+          <w:sz w:val="18"/>
+          <w:u w:val="none"/>
+        </w:rPr>
+        <w:t>[9~12] L6 Language Focus(1) — 비교급·최상급</w:t>
+      </w:r>
+    </w:p>
+    <w:p>
+      <w:pPr>
+        <w:keepNext/>
+        <w:spacing w:before="0" w:after="20" w:line="259" w:lineRule="auto"/>
+      </w:pPr>
+      <w:r>
+        <w:rPr>
+          <w:rFonts w:ascii="맑은 고딕" w:hAnsi="맑은 고딕" w:eastAsia="맑은 고딕"/>
+          <w:b/>
+          <w:i w:val="0"/>
+          <w:sz w:val="18"/>
+          <w:u w:val="none"/>
+        </w:rPr>
+        <w:t xml:space="preserve">9. </w:t>
+      </w:r>
+      <w:r>
+        <w:rPr>
+          <w:rFonts w:ascii="맑은 고딕" w:hAnsi="맑은 고딕" w:eastAsia="맑은 고딕"/>
+          <w:b w:val="0"/>
+          <w:i w:val="0"/>
+          <w:sz w:val="18"/>
+          <w:u w:val="none"/>
+        </w:rPr>
+        <w:t xml:space="preserve">두 문장의 뜻이 같도록 바꿔 쓴 것으로 알맞은 것은? </w:t>
+      </w:r>
+      <w:r>
+        <w:rPr>
+          <w:rFonts w:ascii="맑은 고딕" w:hAnsi="맑은 고딕" w:eastAsia="맑은 고딕"/>
+          <w:b w:val="0"/>
+          <w:i w:val="0"/>
+          <w:sz w:val="18"/>
+          <w:u w:val="none"/>
+        </w:rPr>
+        <w:t>(3점)</w:t>
+      </w:r>
+    </w:p>
+    <w:p>
+      <w:pPr>
+        <w:spacing w:before="0" w:after="20" w:line="259" w:lineRule="auto"/>
+        <w:ind w:left="57"/>
+      </w:pPr>
+      <w:r>
+        <w:rPr>
+          <w:rFonts w:ascii="맑은 고딕" w:hAnsi="맑은 고딕" w:eastAsia="맑은 고딕"/>
+          <w:b w:val="0"/>
+          <w:i w:val="0"/>
+          <w:sz w:val="18"/>
+          <w:u w:val="none"/>
+        </w:rPr>
+        <w:t>If we get closer to the city center, the buildings become taller.</w:t>
+      </w:r>
+    </w:p>
+    <w:p>
+      <w:pPr>
         <w:spacing w:before="0" w:after="0" w:line="259" w:lineRule="auto"/>
         <w:ind w:left="113"/>
       </w:pPr>
@@ -1099,7 +1449,7 @@
           <w:sz w:val="18"/>
           <w:u w:val="none"/>
         </w:rPr>
-        <w:t>① The app has changed the way how people learn English.</w:t>
+        <w:t>① The closer we get to the city center, the buildings become the taller.</w:t>
       </w:r>
     </w:p>
     <w:p>
@@ -1115,7 +1465,7 @@
           <w:sz w:val="18"/>
           <w:u w:val="none"/>
         </w:rPr>
-        <w:t>② The app has changed the way in which people learn English.</w:t>
+        <w:t>② The more close we get to the city center, the taller the buildings become.</w:t>
       </w:r>
     </w:p>
     <w:p>
@@ -1131,7 +1481,7 @@
           <w:sz w:val="18"/>
           <w:u w:val="none"/>
         </w:rPr>
-        <w:t>③ The app has changed the way which people learn English.</w:t>
+        <w:t>③ The closer we get to the city center, the taller the buildings become.</w:t>
       </w:r>
     </w:p>
     <w:p>
@@ -1147,7 +1497,7 @@
           <w:sz w:val="18"/>
           <w:u w:val="none"/>
         </w:rPr>
-        <w:t>④ The app has changed how in which people learn English.</w:t>
+        <w:t>④ Closer we get to the city center, taller the buildings become.</w:t>
       </w:r>
     </w:p>
     <w:p>
@@ -1163,7 +1513,7 @@
           <w:sz w:val="18"/>
           <w:u w:val="none"/>
         </w:rPr>
-        <w:t>⑤ The app has changed the way of which people learn English.</w:t>
+        <w:t>⑤ The closer we get to the city center, the more taller the buildings become.</w:t>
       </w:r>
     </w:p>
     <w:p>
@@ -1189,7 +1539,7 @@
           <w:sz w:val="18"/>
           <w:u w:val="none"/>
         </w:rPr>
-        <w:t xml:space="preserve">8. </w:t>
+        <w:t xml:space="preserve">10. </w:t>
       </w:r>
       <w:r>
         <w:rPr>
@@ -1199,7 +1549,17 @@
           <w:sz w:val="18"/>
           <w:u w:val="none"/>
         </w:rPr>
-        <w:t xml:space="preserve">다음 ⓐ~ⓔ 중 어법상 옳은 것의 개수는? </w:t>
+        <w:t xml:space="preserve">다음 중 의미가 나머지 넷과 </w:t>
+      </w:r>
+      <w:r>
+        <w:rPr>
+          <w:rFonts w:ascii="맑은 고딕" w:hAnsi="맑은 고딕" w:eastAsia="맑은 고딕"/>
+          <w:b w:val="0"/>
+          <w:i w:val="0"/>
+          <w:sz w:val="18"/>
+          <w:u w:val="single"/>
+        </w:rPr>
+        <w:t>다른</w:t>
       </w:r>
       <w:r>
         <w:rPr>
@@ -1209,11 +1569,313 @@
           <w:sz w:val="18"/>
           <w:u w:val="none"/>
         </w:rPr>
+        <w:t xml:space="preserve"> 것은? </w:t>
+      </w:r>
+      <w:r>
+        <w:rPr>
+          <w:rFonts w:ascii="맑은 고딕" w:hAnsi="맑은 고딕" w:eastAsia="맑은 고딕"/>
+          <w:b w:val="0"/>
+          <w:i w:val="0"/>
+          <w:sz w:val="18"/>
+          <w:u w:val="none"/>
+        </w:rPr>
         <w:t>(4점)</w:t>
       </w:r>
     </w:p>
     <w:p>
       <w:pPr>
+        <w:spacing w:before="0" w:after="0" w:line="259" w:lineRule="auto"/>
+        <w:ind w:left="113"/>
+      </w:pPr>
+      <w:r>
+        <w:rPr>
+          <w:rFonts w:ascii="맑은 고딕" w:hAnsi="맑은 고딕" w:eastAsia="맑은 고딕"/>
+          <w:b w:val="0"/>
+          <w:i w:val="0"/>
+          <w:sz w:val="18"/>
+          <w:u w:val="none"/>
+        </w:rPr>
+        <w:t>① Tom is the tallest student in the class.</w:t>
+      </w:r>
+    </w:p>
+    <w:p>
+      <w:pPr>
+        <w:spacing w:before="0" w:after="0" w:line="259" w:lineRule="auto"/>
+        <w:ind w:left="113"/>
+      </w:pPr>
+      <w:r>
+        <w:rPr>
+          <w:rFonts w:ascii="맑은 고딕" w:hAnsi="맑은 고딕" w:eastAsia="맑은 고딕"/>
+          <w:b w:val="0"/>
+          <w:i w:val="0"/>
+          <w:sz w:val="18"/>
+          <w:u w:val="none"/>
+        </w:rPr>
+        <w:t>② Tom is taller than any other student in the class.</w:t>
+      </w:r>
+    </w:p>
+    <w:p>
+      <w:pPr>
+        <w:spacing w:before="0" w:after="0" w:line="259" w:lineRule="auto"/>
+        <w:ind w:left="113"/>
+      </w:pPr>
+      <w:r>
+        <w:rPr>
+          <w:rFonts w:ascii="맑은 고딕" w:hAnsi="맑은 고딕" w:eastAsia="맑은 고딕"/>
+          <w:b w:val="0"/>
+          <w:i w:val="0"/>
+          <w:sz w:val="18"/>
+          <w:u w:val="none"/>
+        </w:rPr>
+        <w:t>③ No other student in the class is taller than Tom.</w:t>
+      </w:r>
+    </w:p>
+    <w:p>
+      <w:pPr>
+        <w:spacing w:before="0" w:after="0" w:line="259" w:lineRule="auto"/>
+        <w:ind w:left="113"/>
+      </w:pPr>
+      <w:r>
+        <w:rPr>
+          <w:rFonts w:ascii="맑은 고딕" w:hAnsi="맑은 고딕" w:eastAsia="맑은 고딕"/>
+          <w:b w:val="0"/>
+          <w:i w:val="0"/>
+          <w:sz w:val="18"/>
+          <w:u w:val="none"/>
+        </w:rPr>
+        <w:t>④ No other student in the class is as tall as Tom.</w:t>
+      </w:r>
+    </w:p>
+    <w:p>
+      <w:pPr>
+        <w:spacing w:before="0" w:after="0" w:line="259" w:lineRule="auto"/>
+        <w:ind w:left="113"/>
+      </w:pPr>
+      <w:r>
+        <w:rPr>
+          <w:rFonts w:ascii="맑은 고딕" w:hAnsi="맑은 고딕" w:eastAsia="맑은 고딕"/>
+          <w:b w:val="0"/>
+          <w:i w:val="0"/>
+          <w:sz w:val="18"/>
+          <w:u w:val="none"/>
+        </w:rPr>
+        <w:t>⑤ Tom is not taller than any other student in the class.</w:t>
+      </w:r>
+    </w:p>
+    <w:p>
+      <w:pPr>
+        <w:spacing w:before="0" w:after="0" w:line="259" w:lineRule="auto"/>
+      </w:pPr>
+    </w:p>
+    <w:p>
+      <w:pPr>
+        <w:spacing w:before="0" w:after="40" w:line="259" w:lineRule="auto"/>
+      </w:pPr>
+    </w:p>
+    <w:p>
+      <w:pPr>
+        <w:keepNext/>
+        <w:spacing w:before="0" w:after="20" w:line="259" w:lineRule="auto"/>
+      </w:pPr>
+      <w:r>
+        <w:rPr>
+          <w:rFonts w:ascii="맑은 고딕" w:hAnsi="맑은 고딕" w:eastAsia="맑은 고딕"/>
+          <w:b/>
+          <w:i w:val="0"/>
+          <w:sz w:val="18"/>
+          <w:u w:val="none"/>
+        </w:rPr>
+        <w:t xml:space="preserve">11. </w:t>
+      </w:r>
+      <w:r>
+        <w:rPr>
+          <w:rFonts w:ascii="맑은 고딕" w:hAnsi="맑은 고딕" w:eastAsia="맑은 고딕"/>
+          <w:b w:val="0"/>
+          <w:i w:val="0"/>
+          <w:sz w:val="18"/>
+          <w:u w:val="none"/>
+        </w:rPr>
+        <w:t xml:space="preserve">다음 중 어법상 옳은 것을 </w:t>
+      </w:r>
+      <w:r>
+        <w:rPr>
+          <w:rFonts w:ascii="맑은 고딕" w:hAnsi="맑은 고딕" w:eastAsia="맑은 고딕"/>
+          <w:b/>
+          <w:i w:val="0"/>
+          <w:sz w:val="18"/>
+          <w:u w:val="none"/>
+        </w:rPr>
+        <w:t>두 개</w:t>
+      </w:r>
+      <w:r>
+        <w:rPr>
+          <w:rFonts w:ascii="맑은 고딕" w:hAnsi="맑은 고딕" w:eastAsia="맑은 고딕"/>
+          <w:b w:val="0"/>
+          <w:i w:val="0"/>
+          <w:sz w:val="18"/>
+          <w:u w:val="none"/>
+        </w:rPr>
+        <w:t xml:space="preserve"> 고르면? </w:t>
+      </w:r>
+      <w:r>
+        <w:rPr>
+          <w:rFonts w:ascii="맑은 고딕" w:hAnsi="맑은 고딕" w:eastAsia="맑은 고딕"/>
+          <w:b w:val="0"/>
+          <w:i w:val="0"/>
+          <w:sz w:val="18"/>
+          <w:u w:val="none"/>
+        </w:rPr>
+        <w:t>(3점)</w:t>
+      </w:r>
+    </w:p>
+    <w:p>
+      <w:pPr>
+        <w:spacing w:before="0" w:after="0" w:line="259" w:lineRule="auto"/>
+        <w:ind w:left="113"/>
+      </w:pPr>
+      <w:r>
+        <w:rPr>
+          <w:rFonts w:ascii="맑은 고딕" w:hAnsi="맑은 고딕" w:eastAsia="맑은 고딕"/>
+          <w:b w:val="0"/>
+          <w:i w:val="0"/>
+          <w:sz w:val="18"/>
+          <w:u w:val="none"/>
+        </w:rPr>
+        <w:t>① This road is twice as wide as the old one.</w:t>
+      </w:r>
+    </w:p>
+    <w:p>
+      <w:pPr>
+        <w:spacing w:before="0" w:after="0" w:line="259" w:lineRule="auto"/>
+        <w:ind w:left="113"/>
+      </w:pPr>
+      <w:r>
+        <w:rPr>
+          <w:rFonts w:ascii="맑은 고딕" w:hAnsi="맑은 고딕" w:eastAsia="맑은 고딕"/>
+          <w:b w:val="0"/>
+          <w:i w:val="0"/>
+          <w:sz w:val="18"/>
+          <w:u w:val="none"/>
+        </w:rPr>
+        <w:t>② My suitcase is twice as heavier as yours.</w:t>
+      </w:r>
+    </w:p>
+    <w:p>
+      <w:pPr>
+        <w:spacing w:before="0" w:after="0" w:line="259" w:lineRule="auto"/>
+        <w:ind w:left="113"/>
+      </w:pPr>
+      <w:r>
+        <w:rPr>
+          <w:rFonts w:ascii="맑은 고딕" w:hAnsi="맑은 고딕" w:eastAsia="맑은 고딕"/>
+          <w:b w:val="0"/>
+          <w:i w:val="0"/>
+          <w:sz w:val="18"/>
+          <w:u w:val="none"/>
+        </w:rPr>
+        <w:t>③ This room is twice larger than that one.</w:t>
+      </w:r>
+    </w:p>
+    <w:p>
+      <w:pPr>
+        <w:spacing w:before="0" w:after="0" w:line="259" w:lineRule="auto"/>
+        <w:ind w:left="113"/>
+      </w:pPr>
+      <w:r>
+        <w:rPr>
+          <w:rFonts w:ascii="맑은 고딕" w:hAnsi="맑은 고딕" w:eastAsia="맑은 고딕"/>
+          <w:b w:val="0"/>
+          <w:i w:val="0"/>
+          <w:sz w:val="18"/>
+          <w:u w:val="none"/>
+        </w:rPr>
+        <w:t>④ This road is as twice wide as the old one.</w:t>
+      </w:r>
+    </w:p>
+    <w:p>
+      <w:pPr>
+        <w:spacing w:before="0" w:after="0" w:line="259" w:lineRule="auto"/>
+        <w:ind w:left="113"/>
+      </w:pPr>
+      <w:r>
+        <w:rPr>
+          <w:rFonts w:ascii="맑은 고딕" w:hAnsi="맑은 고딕" w:eastAsia="맑은 고딕"/>
+          <w:b w:val="0"/>
+          <w:i w:val="0"/>
+          <w:sz w:val="18"/>
+          <w:u w:val="none"/>
+        </w:rPr>
+        <w:t>⑤ This room is twice large than that one.</w:t>
+      </w:r>
+    </w:p>
+    <w:p>
+      <w:pPr>
+        <w:spacing w:before="0" w:after="0" w:line="259" w:lineRule="auto"/>
+      </w:pPr>
+    </w:p>
+    <w:p>
+      <w:pPr>
+        <w:spacing w:before="0" w:after="40" w:line="259" w:lineRule="auto"/>
+      </w:pPr>
+    </w:p>
+    <w:p>
+      <w:pPr>
+        <w:keepNext/>
+        <w:spacing w:before="0" w:after="20" w:line="259" w:lineRule="auto"/>
+      </w:pPr>
+      <w:r>
+        <w:rPr>
+          <w:rFonts w:ascii="맑은 고딕" w:hAnsi="맑은 고딕" w:eastAsia="맑은 고딕"/>
+          <w:b/>
+          <w:i w:val="0"/>
+          <w:sz w:val="18"/>
+          <w:u w:val="none"/>
+        </w:rPr>
+        <w:t xml:space="preserve">12. </w:t>
+      </w:r>
+      <w:r>
+        <w:rPr>
+          <w:rFonts w:ascii="맑은 고딕" w:hAnsi="맑은 고딕" w:eastAsia="맑은 고딕"/>
+          <w:b w:val="0"/>
+          <w:i w:val="0"/>
+          <w:sz w:val="18"/>
+          <w:u w:val="none"/>
+        </w:rPr>
+        <w:t xml:space="preserve">빈칸에 들어갈 말로 알맞지 </w:t>
+      </w:r>
+      <w:r>
+        <w:rPr>
+          <w:rFonts w:ascii="맑은 고딕" w:hAnsi="맑은 고딕" w:eastAsia="맑은 고딕"/>
+          <w:b w:val="0"/>
+          <w:i w:val="0"/>
+          <w:sz w:val="18"/>
+          <w:u w:val="single"/>
+        </w:rPr>
+        <w:t>않은</w:t>
+      </w:r>
+      <w:r>
+        <w:rPr>
+          <w:rFonts w:ascii="맑은 고딕" w:hAnsi="맑은 고딕" w:eastAsia="맑은 고딕"/>
+          <w:b w:val="0"/>
+          <w:i w:val="0"/>
+          <w:sz w:val="18"/>
+          <w:u w:val="none"/>
+        </w:rPr>
+        <w:t xml:space="preserve"> 것은? </w:t>
+      </w:r>
+      <w:r>
+        <w:rPr>
+          <w:rFonts w:ascii="맑은 고딕" w:hAnsi="맑은 고딕" w:eastAsia="맑은 고딕"/>
+          <w:b w:val="0"/>
+          <w:i w:val="0"/>
+          <w:sz w:val="18"/>
+          <w:u w:val="none"/>
+        </w:rPr>
+        <w:t>(3점)</w:t>
+      </w:r>
+    </w:p>
+    <w:p>
+      <w:pPr>
         <w:spacing w:before="0" w:after="20" w:line="259" w:lineRule="auto"/>
         <w:ind w:left="57"/>
       </w:pPr>
@@ -1225,11 +1887,14 @@
           <w:sz w:val="18"/>
           <w:u w:val="none"/>
         </w:rPr>
-        <w:t>ⓐ I still remember when we first went camping.</w:t>
-      </w:r>
-      <w:r>
-        <w:br/>
-      </w:r>
+        <w:t>This book is good, but the second one is ________ better.</w:t>
+      </w:r>
+    </w:p>
+    <w:p>
+      <w:pPr>
+        <w:spacing w:before="0" w:after="20" w:line="259" w:lineRule="auto"/>
+        <w:ind w:left="113"/>
+      </w:pPr>
       <w:r>
         <w:rPr>
           <w:rFonts w:ascii="맑은 고딕" w:hAnsi="맑은 고딕" w:eastAsia="맑은 고딕"/>
@@ -1238,10 +1903,7 @@
           <w:sz w:val="18"/>
           <w:u w:val="none"/>
         </w:rPr>
-        <w:t>ⓑ This is the stage where the band performed on.</w:t>
-      </w:r>
-      <w:r>
-        <w:br/>
+        <w:t>① very</w:t>
       </w:r>
       <w:r>
         <w:rPr>
@@ -1251,10 +1913,7 @@
           <w:sz w:val="18"/>
           <w:u w:val="none"/>
         </w:rPr>
-        <w:t>ⓒ She won't forget the day that she won the prize.</w:t>
-      </w:r>
-      <w:r>
-        <w:br/>
+        <w:t xml:space="preserve">    </w:t>
       </w:r>
       <w:r>
         <w:rPr>
@@ -1264,10 +1923,7 @@
           <w:sz w:val="18"/>
           <w:u w:val="none"/>
         </w:rPr>
-        <w:t>ⓓ Can you show me how you solved it in that way?</w:t>
-      </w:r>
-      <w:r>
-        <w:br/>
+        <w:t>② even</w:t>
       </w:r>
       <w:r>
         <w:rPr>
@@ -1277,11 +1933,794 @@
           <w:sz w:val="18"/>
           <w:u w:val="none"/>
         </w:rPr>
-        <w:t>ⓔ The city in which I was born is famous for its beaches.</w:t>
+        <w:t xml:space="preserve">    </w:t>
+      </w:r>
+      <w:r>
+        <w:rPr>
+          <w:rFonts w:ascii="맑은 고딕" w:hAnsi="맑은 고딕" w:eastAsia="맑은 고딕"/>
+          <w:b w:val="0"/>
+          <w:i w:val="0"/>
+          <w:sz w:val="18"/>
+          <w:u w:val="none"/>
+        </w:rPr>
+        <w:t>③ still</w:t>
+      </w:r>
+      <w:r>
+        <w:rPr>
+          <w:rFonts w:ascii="맑은 고딕" w:hAnsi="맑은 고딕" w:eastAsia="맑은 고딕"/>
+          <w:b w:val="0"/>
+          <w:i w:val="0"/>
+          <w:sz w:val="18"/>
+          <w:u w:val="none"/>
+        </w:rPr>
+        <w:t xml:space="preserve">    </w:t>
+      </w:r>
+      <w:r>
+        <w:rPr>
+          <w:rFonts w:ascii="맑은 고딕" w:hAnsi="맑은 고딕" w:eastAsia="맑은 고딕"/>
+          <w:b w:val="0"/>
+          <w:i w:val="0"/>
+          <w:sz w:val="18"/>
+          <w:u w:val="none"/>
+        </w:rPr>
+        <w:t>④ far</w:t>
+      </w:r>
+      <w:r>
+        <w:rPr>
+          <w:rFonts w:ascii="맑은 고딕" w:hAnsi="맑은 고딕" w:eastAsia="맑은 고딕"/>
+          <w:b w:val="0"/>
+          <w:i w:val="0"/>
+          <w:sz w:val="18"/>
+          <w:u w:val="none"/>
+        </w:rPr>
+        <w:t xml:space="preserve">    </w:t>
+      </w:r>
+      <w:r>
+        <w:rPr>
+          <w:rFonts w:ascii="맑은 고딕" w:hAnsi="맑은 고딕" w:eastAsia="맑은 고딕"/>
+          <w:b w:val="0"/>
+          <w:i w:val="0"/>
+          <w:sz w:val="18"/>
+          <w:u w:val="none"/>
+        </w:rPr>
+        <w:t>⑤ much</w:t>
       </w:r>
     </w:p>
     <w:p>
       <w:pPr>
+        <w:spacing w:before="0" w:after="40" w:line="259" w:lineRule="auto"/>
+      </w:pPr>
+    </w:p>
+    <w:p>
+      <w:pPr>
+        <w:keepNext/>
+        <w:spacing w:before="0" w:after="20" w:line="259" w:lineRule="auto"/>
+      </w:pPr>
+      <w:r>
+        <w:rPr>
+          <w:rFonts w:ascii="맑은 고딕" w:hAnsi="맑은 고딕" w:eastAsia="맑은 고딕"/>
+          <w:b/>
+          <w:i w:val="0"/>
+          <w:sz w:val="18"/>
+          <w:u w:val="none"/>
+        </w:rPr>
+        <w:t>[13~15] L6 Language Focus(2) — 분사구문</w:t>
+      </w:r>
+    </w:p>
+    <w:p>
+      <w:pPr>
+        <w:keepNext/>
+        <w:spacing w:before="0" w:after="20" w:line="259" w:lineRule="auto"/>
+      </w:pPr>
+      <w:r>
+        <w:rPr>
+          <w:rFonts w:ascii="맑은 고딕" w:hAnsi="맑은 고딕" w:eastAsia="맑은 고딕"/>
+          <w:b/>
+          <w:i w:val="0"/>
+          <w:sz w:val="18"/>
+          <w:u w:val="none"/>
+        </w:rPr>
+        <w:t xml:space="preserve">13. </w:t>
+      </w:r>
+      <w:r>
+        <w:rPr>
+          <w:rFonts w:ascii="맑은 고딕" w:hAnsi="맑은 고딕" w:eastAsia="맑은 고딕"/>
+          <w:b w:val="0"/>
+          <w:i w:val="0"/>
+          <w:sz w:val="18"/>
+          <w:u w:val="none"/>
+        </w:rPr>
+        <w:t xml:space="preserve">밑줄 친 부분을 분사구문으로 바르게 바꾼 것은? </w:t>
+      </w:r>
+      <w:r>
+        <w:rPr>
+          <w:rFonts w:ascii="맑은 고딕" w:hAnsi="맑은 고딕" w:eastAsia="맑은 고딕"/>
+          <w:b w:val="0"/>
+          <w:i w:val="0"/>
+          <w:sz w:val="18"/>
+          <w:u w:val="none"/>
+        </w:rPr>
+        <w:t>(3점)</w:t>
+      </w:r>
+    </w:p>
+    <w:p>
+      <w:pPr>
+        <w:spacing w:before="0" w:after="20" w:line="259" w:lineRule="auto"/>
+        <w:ind w:left="57"/>
+      </w:pPr>
+      <w:r>
+        <w:rPr>
+          <w:rFonts w:ascii="맑은 고딕" w:hAnsi="맑은 고딕" w:eastAsia="맑은 고딕"/>
+          <w:b w:val="0"/>
+          <w:i w:val="0"/>
+          <w:sz w:val="18"/>
+          <w:u w:val="single"/>
+        </w:rPr>
+        <w:t>When he turned on the light</w:t>
+      </w:r>
+      <w:r>
+        <w:rPr>
+          <w:rFonts w:ascii="맑은 고딕" w:hAnsi="맑은 고딕" w:eastAsia="맑은 고딕"/>
+          <w:b w:val="0"/>
+          <w:i w:val="0"/>
+          <w:sz w:val="18"/>
+          <w:u w:val="none"/>
+        </w:rPr>
+        <w:t>, he saw a cat on the sofa.</w:t>
+      </w:r>
+    </w:p>
+    <w:p>
+      <w:pPr>
+        <w:spacing w:before="0" w:after="0" w:line="259" w:lineRule="auto"/>
+        <w:ind w:left="113"/>
+      </w:pPr>
+      <w:r>
+        <w:rPr>
+          <w:rFonts w:ascii="맑은 고딕" w:hAnsi="맑은 고딕" w:eastAsia="맑은 고딕"/>
+          <w:b w:val="0"/>
+          <w:i w:val="0"/>
+          <w:sz w:val="18"/>
+          <w:u w:val="none"/>
+        </w:rPr>
+        <w:t>① Turned on the light</w:t>
+      </w:r>
+    </w:p>
+    <w:p>
+      <w:pPr>
+        <w:spacing w:before="0" w:after="0" w:line="259" w:lineRule="auto"/>
+        <w:ind w:left="113"/>
+      </w:pPr>
+      <w:r>
+        <w:rPr>
+          <w:rFonts w:ascii="맑은 고딕" w:hAnsi="맑은 고딕" w:eastAsia="맑은 고딕"/>
+          <w:b w:val="0"/>
+          <w:i w:val="0"/>
+          <w:sz w:val="18"/>
+          <w:u w:val="none"/>
+        </w:rPr>
+        <w:t>② Turning on the light</w:t>
+      </w:r>
+    </w:p>
+    <w:p>
+      <w:pPr>
+        <w:spacing w:before="0" w:after="0" w:line="259" w:lineRule="auto"/>
+        <w:ind w:left="113"/>
+      </w:pPr>
+      <w:r>
+        <w:rPr>
+          <w:rFonts w:ascii="맑은 고딕" w:hAnsi="맑은 고딕" w:eastAsia="맑은 고딕"/>
+          <w:b w:val="0"/>
+          <w:i w:val="0"/>
+          <w:sz w:val="18"/>
+          <w:u w:val="none"/>
+        </w:rPr>
+        <w:t>③ He turning on the light</w:t>
+      </w:r>
+    </w:p>
+    <w:p>
+      <w:pPr>
+        <w:spacing w:before="0" w:after="0" w:line="259" w:lineRule="auto"/>
+        <w:ind w:left="113"/>
+      </w:pPr>
+      <w:r>
+        <w:rPr>
+          <w:rFonts w:ascii="맑은 고딕" w:hAnsi="맑은 고딕" w:eastAsia="맑은 고딕"/>
+          <w:b w:val="0"/>
+          <w:i w:val="0"/>
+          <w:sz w:val="18"/>
+          <w:u w:val="none"/>
+        </w:rPr>
+        <w:t>④ Being turned on the light</w:t>
+      </w:r>
+    </w:p>
+    <w:p>
+      <w:pPr>
+        <w:spacing w:before="0" w:after="0" w:line="259" w:lineRule="auto"/>
+        <w:ind w:left="113"/>
+      </w:pPr>
+      <w:r>
+        <w:rPr>
+          <w:rFonts w:ascii="맑은 고딕" w:hAnsi="맑은 고딕" w:eastAsia="맑은 고딕"/>
+          <w:b w:val="0"/>
+          <w:i w:val="0"/>
+          <w:sz w:val="18"/>
+          <w:u w:val="none"/>
+        </w:rPr>
+        <w:t>⑤ Having turning on the light</w:t>
+      </w:r>
+    </w:p>
+    <w:p>
+      <w:pPr>
+        <w:spacing w:before="0" w:after="0" w:line="259" w:lineRule="auto"/>
+      </w:pPr>
+    </w:p>
+    <w:p>
+      <w:pPr>
+        <w:spacing w:before="0" w:after="40" w:line="259" w:lineRule="auto"/>
+      </w:pPr>
+    </w:p>
+    <w:p>
+      <w:pPr>
+        <w:keepNext/>
+        <w:spacing w:before="0" w:after="20" w:line="259" w:lineRule="auto"/>
+      </w:pPr>
+      <w:r>
+        <w:rPr>
+          <w:rFonts w:ascii="맑은 고딕" w:hAnsi="맑은 고딕" w:eastAsia="맑은 고딕"/>
+          <w:b/>
+          <w:i w:val="0"/>
+          <w:sz w:val="18"/>
+          <w:u w:val="none"/>
+        </w:rPr>
+        <w:t xml:space="preserve">14. </w:t>
+      </w:r>
+      <w:r>
+        <w:rPr>
+          <w:rFonts w:ascii="맑은 고딕" w:hAnsi="맑은 고딕" w:eastAsia="맑은 고딕"/>
+          <w:b w:val="0"/>
+          <w:i w:val="0"/>
+          <w:sz w:val="18"/>
+          <w:u w:val="none"/>
+        </w:rPr>
+        <w:t xml:space="preserve">밑줄 친 분사구문을 접속사가 있는 절로 바꾼 것으로 알맞은 것은? </w:t>
+      </w:r>
+      <w:r>
+        <w:rPr>
+          <w:rFonts w:ascii="맑은 고딕" w:hAnsi="맑은 고딕" w:eastAsia="맑은 고딕"/>
+          <w:b w:val="0"/>
+          <w:i w:val="0"/>
+          <w:sz w:val="18"/>
+          <w:u w:val="none"/>
+        </w:rPr>
+        <w:t>(4점)</w:t>
+      </w:r>
+    </w:p>
+    <w:p>
+      <w:pPr>
+        <w:spacing w:before="0" w:after="20" w:line="259" w:lineRule="auto"/>
+        <w:ind w:left="57"/>
+      </w:pPr>
+      <w:r>
+        <w:rPr>
+          <w:rFonts w:ascii="맑은 고딕" w:hAnsi="맑은 고딕" w:eastAsia="맑은 고딕"/>
+          <w:b w:val="0"/>
+          <w:i w:val="0"/>
+          <w:sz w:val="18"/>
+          <w:u w:val="single"/>
+        </w:rPr>
+        <w:t>Having lost his wallet</w:t>
+      </w:r>
+      <w:r>
+        <w:rPr>
+          <w:rFonts w:ascii="맑은 고딕" w:hAnsi="맑은 고딕" w:eastAsia="맑은 고딕"/>
+          <w:b w:val="0"/>
+          <w:i w:val="0"/>
+          <w:sz w:val="18"/>
+          <w:u w:val="none"/>
+        </w:rPr>
+        <w:t>, he couldn’t pay for lunch.</w:t>
+      </w:r>
+    </w:p>
+    <w:p>
+      <w:pPr>
+        <w:spacing w:before="0" w:after="0" w:line="259" w:lineRule="auto"/>
+        <w:ind w:left="113"/>
+      </w:pPr>
+      <w:r>
+        <w:rPr>
+          <w:rFonts w:ascii="맑은 고딕" w:hAnsi="맑은 고딕" w:eastAsia="맑은 고딕"/>
+          <w:b w:val="0"/>
+          <w:i w:val="0"/>
+          <w:sz w:val="18"/>
+          <w:u w:val="none"/>
+        </w:rPr>
+        <w:t>① Because he loses his wallet</w:t>
+      </w:r>
+    </w:p>
+    <w:p>
+      <w:pPr>
+        <w:spacing w:before="0" w:after="0" w:line="259" w:lineRule="auto"/>
+        <w:ind w:left="113"/>
+      </w:pPr>
+      <w:r>
+        <w:rPr>
+          <w:rFonts w:ascii="맑은 고딕" w:hAnsi="맑은 고딕" w:eastAsia="맑은 고딕"/>
+          <w:b w:val="0"/>
+          <w:i w:val="0"/>
+          <w:sz w:val="18"/>
+          <w:u w:val="none"/>
+        </w:rPr>
+        <w:t>② While he was losing his wallet</w:t>
+      </w:r>
+    </w:p>
+    <w:p>
+      <w:pPr>
+        <w:spacing w:before="0" w:after="0" w:line="259" w:lineRule="auto"/>
+        <w:ind w:left="113"/>
+      </w:pPr>
+      <w:r>
+        <w:rPr>
+          <w:rFonts w:ascii="맑은 고딕" w:hAnsi="맑은 고딕" w:eastAsia="맑은 고딕"/>
+          <w:b w:val="0"/>
+          <w:i w:val="0"/>
+          <w:sz w:val="18"/>
+          <w:u w:val="none"/>
+        </w:rPr>
+        <w:t>③ Although he lost his wallet</w:t>
+      </w:r>
+    </w:p>
+    <w:p>
+      <w:pPr>
+        <w:spacing w:before="0" w:after="0" w:line="259" w:lineRule="auto"/>
+        <w:ind w:left="113"/>
+      </w:pPr>
+      <w:r>
+        <w:rPr>
+          <w:rFonts w:ascii="맑은 고딕" w:hAnsi="맑은 고딕" w:eastAsia="맑은 고딕"/>
+          <w:b w:val="0"/>
+          <w:i w:val="0"/>
+          <w:sz w:val="18"/>
+          <w:u w:val="none"/>
+        </w:rPr>
+        <w:t>④ If he had lost his wallet</w:t>
+      </w:r>
+    </w:p>
+    <w:p>
+      <w:pPr>
+        <w:spacing w:before="0" w:after="0" w:line="259" w:lineRule="auto"/>
+        <w:ind w:left="113"/>
+      </w:pPr>
+      <w:r>
+        <w:rPr>
+          <w:rFonts w:ascii="맑은 고딕" w:hAnsi="맑은 고딕" w:eastAsia="맑은 고딕"/>
+          <w:b w:val="0"/>
+          <w:i w:val="0"/>
+          <w:sz w:val="18"/>
+          <w:u w:val="none"/>
+        </w:rPr>
+        <w:t>⑤ Because he had lost his wallet</w:t>
+      </w:r>
+    </w:p>
+    <w:p>
+      <w:pPr>
+        <w:spacing w:before="0" w:after="0" w:line="259" w:lineRule="auto"/>
+      </w:pPr>
+    </w:p>
+    <w:p>
+      <w:pPr>
+        <w:spacing w:before="0" w:after="40" w:line="259" w:lineRule="auto"/>
+      </w:pPr>
+    </w:p>
+    <w:p>
+      <w:pPr>
+        <w:keepNext/>
+        <w:spacing w:before="0" w:after="20" w:line="259" w:lineRule="auto"/>
+      </w:pPr>
+      <w:r>
+        <w:rPr>
+          <w:rFonts w:ascii="맑은 고딕" w:hAnsi="맑은 고딕" w:eastAsia="맑은 고딕"/>
+          <w:b/>
+          <w:i w:val="0"/>
+          <w:sz w:val="18"/>
+          <w:u w:val="none"/>
+        </w:rPr>
+        <w:t xml:space="preserve">15. </w:t>
+      </w:r>
+      <w:r>
+        <w:rPr>
+          <w:rFonts w:ascii="맑은 고딕" w:hAnsi="맑은 고딕" w:eastAsia="맑은 고딕"/>
+          <w:b w:val="0"/>
+          <w:i w:val="0"/>
+          <w:sz w:val="18"/>
+          <w:u w:val="none"/>
+        </w:rPr>
+        <w:t xml:space="preserve">다음 중 어법상 </w:t>
+      </w:r>
+      <w:r>
+        <w:rPr>
+          <w:rFonts w:ascii="맑은 고딕" w:hAnsi="맑은 고딕" w:eastAsia="맑은 고딕"/>
+          <w:b w:val="0"/>
+          <w:i w:val="0"/>
+          <w:sz w:val="18"/>
+          <w:u w:val="single"/>
+        </w:rPr>
+        <w:t>틀린</w:t>
+      </w:r>
+      <w:r>
+        <w:rPr>
+          <w:rFonts w:ascii="맑은 고딕" w:hAnsi="맑은 고딕" w:eastAsia="맑은 고딕"/>
+          <w:b w:val="0"/>
+          <w:i w:val="0"/>
+          <w:sz w:val="18"/>
+          <w:u w:val="none"/>
+        </w:rPr>
+        <w:t xml:space="preserve"> 것은? </w:t>
+      </w:r>
+      <w:r>
+        <w:rPr>
+          <w:rFonts w:ascii="맑은 고딕" w:hAnsi="맑은 고딕" w:eastAsia="맑은 고딕"/>
+          <w:b w:val="0"/>
+          <w:i w:val="0"/>
+          <w:sz w:val="18"/>
+          <w:u w:val="none"/>
+        </w:rPr>
+        <w:t>(3점)</w:t>
+      </w:r>
+    </w:p>
+    <w:p>
+      <w:pPr>
+        <w:spacing w:before="0" w:after="0" w:line="259" w:lineRule="auto"/>
+        <w:ind w:left="113"/>
+      </w:pPr>
+      <w:r>
+        <w:rPr>
+          <w:rFonts w:ascii="맑은 고딕" w:hAnsi="맑은 고딕" w:eastAsia="맑은 고딕"/>
+          <w:b w:val="0"/>
+          <w:i w:val="0"/>
+          <w:sz w:val="18"/>
+          <w:u w:val="none"/>
+        </w:rPr>
+        <w:t>① Seen a dog, I was so happy.</w:t>
+      </w:r>
+    </w:p>
+    <w:p>
+      <w:pPr>
+        <w:spacing w:before="0" w:after="0" w:line="259" w:lineRule="auto"/>
+        <w:ind w:left="113"/>
+      </w:pPr>
+      <w:r>
+        <w:rPr>
+          <w:rFonts w:ascii="맑은 고딕" w:hAnsi="맑은 고딕" w:eastAsia="맑은 고딕"/>
+          <w:b w:val="0"/>
+          <w:i w:val="0"/>
+          <w:sz w:val="18"/>
+          <w:u w:val="none"/>
+        </w:rPr>
+        <w:t>② Not having studied, he failed the test.</w:t>
+      </w:r>
+    </w:p>
+    <w:p>
+      <w:pPr>
+        <w:spacing w:before="0" w:after="0" w:line="259" w:lineRule="auto"/>
+        <w:ind w:left="113"/>
+      </w:pPr>
+      <w:r>
+        <w:rPr>
+          <w:rFonts w:ascii="맑은 고딕" w:hAnsi="맑은 고딕" w:eastAsia="맑은 고딕"/>
+          <w:b w:val="0"/>
+          <w:i w:val="0"/>
+          <w:sz w:val="18"/>
+          <w:u w:val="none"/>
+        </w:rPr>
+        <w:t>③ Walking in the park, he saw his friend.</w:t>
+      </w:r>
+    </w:p>
+    <w:p>
+      <w:pPr>
+        <w:spacing w:before="0" w:after="0" w:line="259" w:lineRule="auto"/>
+        <w:ind w:left="113"/>
+      </w:pPr>
+      <w:r>
+        <w:rPr>
+          <w:rFonts w:ascii="맑은 고딕" w:hAnsi="맑은 고딕" w:eastAsia="맑은 고딕"/>
+          <w:b w:val="0"/>
+          <w:i w:val="0"/>
+          <w:sz w:val="18"/>
+          <w:u w:val="none"/>
+        </w:rPr>
+        <w:t>④ (Being) Surprised by the news, he couldn’t say anything.</w:t>
+      </w:r>
+    </w:p>
+    <w:p>
+      <w:pPr>
+        <w:spacing w:before="0" w:after="0" w:line="259" w:lineRule="auto"/>
+        <w:ind w:left="113"/>
+      </w:pPr>
+      <w:r>
+        <w:rPr>
+          <w:rFonts w:ascii="맑은 고딕" w:hAnsi="맑은 고딕" w:eastAsia="맑은 고딕"/>
+          <w:b w:val="0"/>
+          <w:i w:val="0"/>
+          <w:sz w:val="18"/>
+          <w:u w:val="none"/>
+        </w:rPr>
+        <w:t>⑤ Having seen the movie before, I didn’t watch it again.</w:t>
+      </w:r>
+    </w:p>
+    <w:p>
+      <w:pPr>
+        <w:spacing w:before="0" w:after="0" w:line="259" w:lineRule="auto"/>
+      </w:pPr>
+    </w:p>
+    <w:p>
+      <w:pPr>
+        <w:spacing w:before="0" w:after="40" w:line="259" w:lineRule="auto"/>
+      </w:pPr>
+    </w:p>
+    <w:p>
+      <w:pPr>
+        <w:keepNext/>
+        <w:spacing w:before="0" w:after="20" w:line="259" w:lineRule="auto"/>
+      </w:pPr>
+      <w:r>
+        <w:rPr>
+          <w:rFonts w:ascii="맑은 고딕" w:hAnsi="맑은 고딕" w:eastAsia="맑은 고딕"/>
+          <w:b/>
+          <w:i w:val="0"/>
+          <w:sz w:val="18"/>
+          <w:u w:val="none"/>
+        </w:rPr>
+        <w:t>[16~20] L7 Language Focus — 가정법 과거 · so that · so ~ that</w:t>
+      </w:r>
+    </w:p>
+    <w:p>
+      <w:pPr>
+        <w:keepNext/>
+        <w:spacing w:before="0" w:after="20" w:line="259" w:lineRule="auto"/>
+      </w:pPr>
+      <w:r>
+        <w:rPr>
+          <w:rFonts w:ascii="맑은 고딕" w:hAnsi="맑은 고딕" w:eastAsia="맑은 고딕"/>
+          <w:b/>
+          <w:i w:val="0"/>
+          <w:sz w:val="18"/>
+          <w:u w:val="none"/>
+        </w:rPr>
+        <w:t xml:space="preserve">16. </w:t>
+      </w:r>
+      <w:r>
+        <w:rPr>
+          <w:rFonts w:ascii="맑은 고딕" w:hAnsi="맑은 고딕" w:eastAsia="맑은 고딕"/>
+          <w:b w:val="0"/>
+          <w:i w:val="0"/>
+          <w:sz w:val="18"/>
+          <w:u w:val="none"/>
+        </w:rPr>
+        <w:t xml:space="preserve">다음 문장이 나타내는 사실로 알맞은 것은? </w:t>
+      </w:r>
+      <w:r>
+        <w:rPr>
+          <w:rFonts w:ascii="맑은 고딕" w:hAnsi="맑은 고딕" w:eastAsia="맑은 고딕"/>
+          <w:b w:val="0"/>
+          <w:i w:val="0"/>
+          <w:sz w:val="18"/>
+          <w:u w:val="none"/>
+        </w:rPr>
+        <w:t>(3점)</w:t>
+      </w:r>
+    </w:p>
+    <w:p>
+      <w:pPr>
+        <w:spacing w:before="0" w:after="20" w:line="259" w:lineRule="auto"/>
+        <w:ind w:left="57"/>
+      </w:pPr>
+      <w:r>
+        <w:rPr>
+          <w:rFonts w:ascii="맑은 고딕" w:hAnsi="맑은 고딕" w:eastAsia="맑은 고딕"/>
+          <w:b w:val="0"/>
+          <w:i w:val="0"/>
+          <w:sz w:val="18"/>
+          <w:u w:val="none"/>
+        </w:rPr>
+        <w:t>If I were a lion, I would be strong.</w:t>
+      </w:r>
+    </w:p>
+    <w:p>
+      <w:pPr>
+        <w:spacing w:before="0" w:after="0" w:line="259" w:lineRule="auto"/>
+        <w:ind w:left="113"/>
+      </w:pPr>
+      <w:r>
+        <w:rPr>
+          <w:rFonts w:ascii="맑은 고딕" w:hAnsi="맑은 고딕" w:eastAsia="맑은 고딕"/>
+          <w:b w:val="0"/>
+          <w:i w:val="0"/>
+          <w:sz w:val="18"/>
+          <w:u w:val="none"/>
+        </w:rPr>
+        <w:t>① I am a lion.</w:t>
+      </w:r>
+    </w:p>
+    <w:p>
+      <w:pPr>
+        <w:spacing w:before="0" w:after="0" w:line="259" w:lineRule="auto"/>
+        <w:ind w:left="113"/>
+      </w:pPr>
+      <w:r>
+        <w:rPr>
+          <w:rFonts w:ascii="맑은 고딕" w:hAnsi="맑은 고딕" w:eastAsia="맑은 고딕"/>
+          <w:b w:val="0"/>
+          <w:i w:val="0"/>
+          <w:sz w:val="18"/>
+          <w:u w:val="none"/>
+        </w:rPr>
+        <w:t>② I will be a lion.</w:t>
+      </w:r>
+    </w:p>
+    <w:p>
+      <w:pPr>
+        <w:spacing w:before="0" w:after="0" w:line="259" w:lineRule="auto"/>
+        <w:ind w:left="113"/>
+      </w:pPr>
+      <w:r>
+        <w:rPr>
+          <w:rFonts w:ascii="맑은 고딕" w:hAnsi="맑은 고딕" w:eastAsia="맑은 고딕"/>
+          <w:b w:val="0"/>
+          <w:i w:val="0"/>
+          <w:sz w:val="18"/>
+          <w:u w:val="none"/>
+        </w:rPr>
+        <w:t>③ I was a lion.</w:t>
+      </w:r>
+    </w:p>
+    <w:p>
+      <w:pPr>
+        <w:spacing w:before="0" w:after="0" w:line="259" w:lineRule="auto"/>
+        <w:ind w:left="113"/>
+      </w:pPr>
+      <w:r>
+        <w:rPr>
+          <w:rFonts w:ascii="맑은 고딕" w:hAnsi="맑은 고딕" w:eastAsia="맑은 고딕"/>
+          <w:b w:val="0"/>
+          <w:i w:val="0"/>
+          <w:sz w:val="18"/>
+          <w:u w:val="none"/>
+        </w:rPr>
+        <w:t>④ I am not a lion.</w:t>
+      </w:r>
+    </w:p>
+    <w:p>
+      <w:pPr>
+        <w:spacing w:before="0" w:after="0" w:line="259" w:lineRule="auto"/>
+        <w:ind w:left="113"/>
+      </w:pPr>
+      <w:r>
+        <w:rPr>
+          <w:rFonts w:ascii="맑은 고딕" w:hAnsi="맑은 고딕" w:eastAsia="맑은 고딕"/>
+          <w:b w:val="0"/>
+          <w:i w:val="0"/>
+          <w:sz w:val="18"/>
+          <w:u w:val="none"/>
+        </w:rPr>
+        <w:t>⑤ I want to be weak.</w:t>
+      </w:r>
+    </w:p>
+    <w:p>
+      <w:pPr>
+        <w:spacing w:before="0" w:after="0" w:line="259" w:lineRule="auto"/>
+      </w:pPr>
+    </w:p>
+    <w:p>
+      <w:pPr>
+        <w:spacing w:before="0" w:after="40" w:line="259" w:lineRule="auto"/>
+      </w:pPr>
+    </w:p>
+    <w:p>
+      <w:pPr>
+        <w:keepNext/>
+        <w:spacing w:before="0" w:after="20" w:line="259" w:lineRule="auto"/>
+      </w:pPr>
+      <w:r>
+        <w:rPr>
+          <w:rFonts w:ascii="맑은 고딕" w:hAnsi="맑은 고딕" w:eastAsia="맑은 고딕"/>
+          <w:b/>
+          <w:i w:val="0"/>
+          <w:sz w:val="18"/>
+          <w:u w:val="none"/>
+        </w:rPr>
+        <w:t xml:space="preserve">17. </w:t>
+      </w:r>
+      <w:r>
+        <w:rPr>
+          <w:rFonts w:ascii="맑은 고딕" w:hAnsi="맑은 고딕" w:eastAsia="맑은 고딕"/>
+          <w:b w:val="0"/>
+          <w:i w:val="0"/>
+          <w:sz w:val="18"/>
+          <w:u w:val="none"/>
+        </w:rPr>
+        <w:t xml:space="preserve">다음 ⓐ~ⓔ 중 어법상 옳은 것의 개수는? </w:t>
+      </w:r>
+      <w:r>
+        <w:rPr>
+          <w:rFonts w:ascii="맑은 고딕" w:hAnsi="맑은 고딕" w:eastAsia="맑은 고딕"/>
+          <w:b w:val="0"/>
+          <w:i w:val="0"/>
+          <w:sz w:val="18"/>
+          <w:u w:val="none"/>
+        </w:rPr>
+        <w:t>(4점)</w:t>
+      </w:r>
+    </w:p>
+    <w:p>
+      <w:pPr>
+        <w:spacing w:before="0" w:after="20" w:line="259" w:lineRule="auto"/>
+        <w:ind w:left="57"/>
+      </w:pPr>
+      <w:r>
+        <w:rPr>
+          <w:rFonts w:ascii="맑은 고딕" w:hAnsi="맑은 고딕" w:eastAsia="맑은 고딕"/>
+          <w:b w:val="0"/>
+          <w:i w:val="0"/>
+          <w:sz w:val="18"/>
+          <w:u w:val="none"/>
+        </w:rPr>
+        <w:t>ⓐ If I were to meet a famous actor, I would ask for an autograph.</w:t>
+      </w:r>
+      <w:r>
+        <w:br/>
+      </w:r>
+      <w:r>
+        <w:rPr>
+          <w:rFonts w:ascii="맑은 고딕" w:hAnsi="맑은 고딕" w:eastAsia="맑은 고딕"/>
+          <w:b w:val="0"/>
+          <w:i w:val="0"/>
+          <w:sz w:val="18"/>
+          <w:u w:val="none"/>
+        </w:rPr>
+        <w:t>ⓑ If he didn’t know the answer, he would ask the teacher.</w:t>
+      </w:r>
+      <w:r>
+        <w:br/>
+      </w:r>
+      <w:r>
+        <w:rPr>
+          <w:rFonts w:ascii="맑은 고딕" w:hAnsi="맑은 고딕" w:eastAsia="맑은 고딕"/>
+          <w:b w:val="0"/>
+          <w:i w:val="0"/>
+          <w:sz w:val="18"/>
+          <w:u w:val="none"/>
+        </w:rPr>
+        <w:t>ⓒ If you should happen to meet Jane, please give her this message.</w:t>
+      </w:r>
+      <w:r>
+        <w:br/>
+      </w:r>
+      <w:r>
+        <w:rPr>
+          <w:rFonts w:ascii="맑은 고딕" w:hAnsi="맑은 고딕" w:eastAsia="맑은 고딕"/>
+          <w:b w:val="0"/>
+          <w:i w:val="0"/>
+          <w:sz w:val="18"/>
+          <w:u w:val="none"/>
+        </w:rPr>
+        <w:t>ⓓ If I won the lottery, I will travel around the world.</w:t>
+      </w:r>
+      <w:r>
+        <w:br/>
+      </w:r>
+      <w:r>
+        <w:rPr>
+          <w:rFonts w:ascii="맑은 고딕" w:hAnsi="맑은 고딕" w:eastAsia="맑은 고딕"/>
+          <w:b w:val="0"/>
+          <w:i w:val="0"/>
+          <w:sz w:val="18"/>
+          <w:u w:val="none"/>
+        </w:rPr>
+        <w:t>ⓔ I would be sad, if she didn’t like me.</w:t>
+      </w:r>
+    </w:p>
+    <w:p>
+      <w:pPr>
         <w:spacing w:before="0" w:after="20" w:line="259" w:lineRule="auto"/>
         <w:ind w:left="113"/>
       </w:pPr>
@@ -1394,11 +2833,261 @@
           <w:sz w:val="18"/>
           <w:u w:val="none"/>
         </w:rPr>
-        <w:t>[9~12] L6 Language Focus(1) — 비교급·최상급</w:t>
+        <w:t xml:space="preserve">18. </w:t>
+      </w:r>
+      <w:r>
+        <w:rPr>
+          <w:rFonts w:ascii="맑은 고딕" w:hAnsi="맑은 고딕" w:eastAsia="맑은 고딕"/>
+          <w:b w:val="0"/>
+          <w:i w:val="0"/>
+          <w:sz w:val="18"/>
+          <w:u w:val="none"/>
+        </w:rPr>
+        <w:t xml:space="preserve">밑줄 친 부분을 in order to로 바꿔 쓸 수 </w:t>
+      </w:r>
+      <w:r>
+        <w:rPr>
+          <w:rFonts w:ascii="맑은 고딕" w:hAnsi="맑은 고딕" w:eastAsia="맑은 고딕"/>
+          <w:b w:val="0"/>
+          <w:i w:val="0"/>
+          <w:sz w:val="18"/>
+          <w:u w:val="single"/>
+        </w:rPr>
+        <w:t>없는</w:t>
+      </w:r>
+      <w:r>
+        <w:rPr>
+          <w:rFonts w:ascii="맑은 고딕" w:hAnsi="맑은 고딕" w:eastAsia="맑은 고딕"/>
+          <w:b w:val="0"/>
+          <w:i w:val="0"/>
+          <w:sz w:val="18"/>
+          <w:u w:val="none"/>
+        </w:rPr>
+        <w:t xml:space="preserve"> 것을 </w:t>
+      </w:r>
+      <w:r>
+        <w:rPr>
+          <w:rFonts w:ascii="맑은 고딕" w:hAnsi="맑은 고딕" w:eastAsia="맑은 고딕"/>
+          <w:b/>
+          <w:i w:val="0"/>
+          <w:sz w:val="18"/>
+          <w:u w:val="none"/>
+        </w:rPr>
+        <w:t>두 개</w:t>
+      </w:r>
+      <w:r>
+        <w:rPr>
+          <w:rFonts w:ascii="맑은 고딕" w:hAnsi="맑은 고딕" w:eastAsia="맑은 고딕"/>
+          <w:b w:val="0"/>
+          <w:i w:val="0"/>
+          <w:sz w:val="18"/>
+          <w:u w:val="none"/>
+        </w:rPr>
+        <w:t xml:space="preserve"> 고르면? </w:t>
+      </w:r>
+      <w:r>
+        <w:rPr>
+          <w:rFonts w:ascii="맑은 고딕" w:hAnsi="맑은 고딕" w:eastAsia="맑은 고딕"/>
+          <w:b w:val="0"/>
+          <w:i w:val="0"/>
+          <w:sz w:val="18"/>
+          <w:u w:val="none"/>
+        </w:rPr>
+        <w:t>(3점)</w:t>
       </w:r>
     </w:p>
     <w:p>
       <w:pPr>
+        <w:spacing w:before="0" w:after="0" w:line="259" w:lineRule="auto"/>
+        <w:ind w:left="113"/>
+      </w:pPr>
+      <w:r>
+        <w:rPr>
+          <w:rFonts w:ascii="맑은 고딕" w:hAnsi="맑은 고딕" w:eastAsia="맑은 고딕"/>
+          <w:b w:val="0"/>
+          <w:i w:val="0"/>
+          <w:sz w:val="18"/>
+          <w:u w:val="none"/>
+        </w:rPr>
+        <w:t xml:space="preserve">① I manage my time </w:t>
+      </w:r>
+      <w:r>
+        <w:rPr>
+          <w:rFonts w:ascii="맑은 고딕" w:hAnsi="맑은 고딕" w:eastAsia="맑은 고딕"/>
+          <w:b w:val="0"/>
+          <w:i w:val="0"/>
+          <w:sz w:val="18"/>
+          <w:u w:val="single"/>
+        </w:rPr>
+        <w:t>so that I can do</w:t>
+      </w:r>
+      <w:r>
+        <w:rPr>
+          <w:rFonts w:ascii="맑은 고딕" w:hAnsi="맑은 고딕" w:eastAsia="맑은 고딕"/>
+          <w:b w:val="0"/>
+          <w:i w:val="0"/>
+          <w:sz w:val="18"/>
+          <w:u w:val="none"/>
+        </w:rPr>
+        <w:t xml:space="preserve"> important things first.</w:t>
+      </w:r>
+    </w:p>
+    <w:p>
+      <w:pPr>
+        <w:spacing w:before="0" w:after="0" w:line="259" w:lineRule="auto"/>
+        <w:ind w:left="113"/>
+      </w:pPr>
+      <w:r>
+        <w:rPr>
+          <w:rFonts w:ascii="맑은 고딕" w:hAnsi="맑은 고딕" w:eastAsia="맑은 고딕"/>
+          <w:b w:val="0"/>
+          <w:i w:val="0"/>
+          <w:sz w:val="18"/>
+          <w:u w:val="none"/>
+        </w:rPr>
+        <w:t xml:space="preserve">② My mom closed the window </w:t>
+      </w:r>
+      <w:r>
+        <w:rPr>
+          <w:rFonts w:ascii="맑은 고딕" w:hAnsi="맑은 고딕" w:eastAsia="맑은 고딕"/>
+          <w:b w:val="0"/>
+          <w:i w:val="0"/>
+          <w:sz w:val="18"/>
+          <w:u w:val="single"/>
+        </w:rPr>
+        <w:t>so that the baby could sleep</w:t>
+      </w:r>
+      <w:r>
+        <w:rPr>
+          <w:rFonts w:ascii="맑은 고딕" w:hAnsi="맑은 고딕" w:eastAsia="맑은 고딕"/>
+          <w:b w:val="0"/>
+          <w:i w:val="0"/>
+          <w:sz w:val="18"/>
+          <w:u w:val="none"/>
+        </w:rPr>
+        <w:t xml:space="preserve"> well.</w:t>
+      </w:r>
+    </w:p>
+    <w:p>
+      <w:pPr>
+        <w:spacing w:before="0" w:after="0" w:line="259" w:lineRule="auto"/>
+        <w:ind w:left="113"/>
+      </w:pPr>
+      <w:r>
+        <w:rPr>
+          <w:rFonts w:ascii="맑은 고딕" w:hAnsi="맑은 고딕" w:eastAsia="맑은 고딕"/>
+          <w:b w:val="0"/>
+          <w:i w:val="0"/>
+          <w:sz w:val="18"/>
+          <w:u w:val="none"/>
+        </w:rPr>
+        <w:t xml:space="preserve">③ Tom saves money every month </w:t>
+      </w:r>
+      <w:r>
+        <w:rPr>
+          <w:rFonts w:ascii="맑은 고딕" w:hAnsi="맑은 고딕" w:eastAsia="맑은 고딕"/>
+          <w:b w:val="0"/>
+          <w:i w:val="0"/>
+          <w:sz w:val="18"/>
+          <w:u w:val="single"/>
+        </w:rPr>
+        <w:t>so that he can buy</w:t>
+      </w:r>
+      <w:r>
+        <w:rPr>
+          <w:rFonts w:ascii="맑은 고딕" w:hAnsi="맑은 고딕" w:eastAsia="맑은 고딕"/>
+          <w:b w:val="0"/>
+          <w:i w:val="0"/>
+          <w:sz w:val="18"/>
+          <w:u w:val="none"/>
+        </w:rPr>
+        <w:t xml:space="preserve"> a new computer.</w:t>
+      </w:r>
+    </w:p>
+    <w:p>
+      <w:pPr>
+        <w:spacing w:before="0" w:after="0" w:line="259" w:lineRule="auto"/>
+        <w:ind w:left="113"/>
+      </w:pPr>
+      <w:r>
+        <w:rPr>
+          <w:rFonts w:ascii="맑은 고딕" w:hAnsi="맑은 고딕" w:eastAsia="맑은 고딕"/>
+          <w:b w:val="0"/>
+          <w:i w:val="0"/>
+          <w:sz w:val="18"/>
+          <w:u w:val="none"/>
+        </w:rPr>
+        <w:t xml:space="preserve">④ Turn around </w:t>
+      </w:r>
+      <w:r>
+        <w:rPr>
+          <w:rFonts w:ascii="맑은 고딕" w:hAnsi="맑은 고딕" w:eastAsia="맑은 고딕"/>
+          <w:b w:val="0"/>
+          <w:i w:val="0"/>
+          <w:sz w:val="18"/>
+          <w:u w:val="single"/>
+        </w:rPr>
+        <w:t>so that you can see</w:t>
+      </w:r>
+      <w:r>
+        <w:rPr>
+          <w:rFonts w:ascii="맑은 고딕" w:hAnsi="맑은 고딕" w:eastAsia="맑은 고딕"/>
+          <w:b w:val="0"/>
+          <w:i w:val="0"/>
+          <w:sz w:val="18"/>
+          <w:u w:val="none"/>
+        </w:rPr>
+        <w:t xml:space="preserve"> me standing behind you.</w:t>
+      </w:r>
+    </w:p>
+    <w:p>
+      <w:pPr>
+        <w:spacing w:before="0" w:after="0" w:line="259" w:lineRule="auto"/>
+        <w:ind w:left="113"/>
+      </w:pPr>
+      <w:r>
+        <w:rPr>
+          <w:rFonts w:ascii="맑은 고딕" w:hAnsi="맑은 고딕" w:eastAsia="맑은 고딕"/>
+          <w:b w:val="0"/>
+          <w:i w:val="0"/>
+          <w:sz w:val="18"/>
+          <w:u w:val="none"/>
+        </w:rPr>
+        <w:t xml:space="preserve">⑤ I will explain the instructions </w:t>
+      </w:r>
+      <w:r>
+        <w:rPr>
+          <w:rFonts w:ascii="맑은 고딕" w:hAnsi="맑은 고딕" w:eastAsia="맑은 고딕"/>
+          <w:b w:val="0"/>
+          <w:i w:val="0"/>
+          <w:sz w:val="18"/>
+          <w:u w:val="single"/>
+        </w:rPr>
+        <w:t>so that you will understand</w:t>
+      </w:r>
+      <w:r>
+        <w:rPr>
+          <w:rFonts w:ascii="맑은 고딕" w:hAnsi="맑은 고딕" w:eastAsia="맑은 고딕"/>
+          <w:b w:val="0"/>
+          <w:i w:val="0"/>
+          <w:sz w:val="18"/>
+          <w:u w:val="none"/>
+        </w:rPr>
+        <w:t xml:space="preserve"> them clearly.</w:t>
+      </w:r>
+    </w:p>
+    <w:p>
+      <w:pPr>
+        <w:spacing w:before="0" w:after="0" w:line="259" w:lineRule="auto"/>
+      </w:pPr>
+    </w:p>
+    <w:p>
+      <w:pPr>
+        <w:spacing w:before="0" w:after="40" w:line="259" w:lineRule="auto"/>
+      </w:pPr>
+    </w:p>
+    <w:p>
+      <w:pPr>
         <w:keepNext/>
         <w:spacing w:before="0" w:after="20" w:line="259" w:lineRule="auto"/>
       </w:pPr>
@@ -1410,7 +3099,7 @@
           <w:sz w:val="18"/>
           <w:u w:val="none"/>
         </w:rPr>
-        <w:t xml:space="preserve">9. </w:t>
+        <w:t xml:space="preserve">19. </w:t>
       </w:r>
       <w:r>
         <w:rPr>
@@ -1420,7 +3109,7 @@
           <w:sz w:val="18"/>
           <w:u w:val="none"/>
         </w:rPr>
-        <w:t xml:space="preserve">두 문장의 뜻이 같도록 바꿔 쓴 것으로 알맞은 것은? </w:t>
+        <w:t xml:space="preserve">다음 문장을 어법에 맞게 고친 것으로 알맞은 것은? </w:t>
       </w:r>
       <w:r>
         <w:rPr>
@@ -1430,7 +3119,7 @@
           <w:sz w:val="18"/>
           <w:u w:val="none"/>
         </w:rPr>
-        <w:t>(3점)</w:t>
+        <w:t>(4점)</w:t>
       </w:r>
     </w:p>
     <w:p>
@@ -1446,7 +3135,7 @@
           <w:sz w:val="18"/>
           <w:u w:val="none"/>
         </w:rPr>
-        <w:t>If you practice harder, you will play the piano better.</w:t>
+        <w:t>So can quickly this machine work that it saves a lot of time.</w:t>
       </w:r>
     </w:p>
     <w:p>
@@ -1462,7 +3151,7 @@
           <w:sz w:val="18"/>
           <w:u w:val="none"/>
         </w:rPr>
-        <w:t>① The harder you practice, the better you will play the piano.</w:t>
+        <w:t>① So quickly this machine can work that it saves a lot of time.</w:t>
       </w:r>
     </w:p>
     <w:p>
@@ -1478,7 +3167,7 @@
           <w:sz w:val="18"/>
           <w:u w:val="none"/>
         </w:rPr>
-        <w:t>② The more hard you practice, the better you will play the piano.</w:t>
+        <w:t>② So can quickly this machine work that it saves a lot of time.</w:t>
       </w:r>
     </w:p>
     <w:p>
@@ -1494,7 +3183,7 @@
           <w:sz w:val="18"/>
           <w:u w:val="none"/>
         </w:rPr>
-        <w:t>③ The harder you practice, the more better you will play the piano.</w:t>
+        <w:t>③ So quickly can this machine work that it saves a lot of time.</w:t>
       </w:r>
     </w:p>
     <w:p>
@@ -1510,7 +3199,7 @@
           <w:sz w:val="18"/>
           <w:u w:val="none"/>
         </w:rPr>
-        <w:t>④ Harder you practice, better you will play the piano.</w:t>
+        <w:t>④ So quickly does this machine can work that it saves a lot of time.</w:t>
       </w:r>
     </w:p>
     <w:p>
@@ -1526,7 +3215,7 @@
           <w:sz w:val="18"/>
           <w:u w:val="none"/>
         </w:rPr>
-        <w:t>⑤ The harder you practice, you will play the piano the better.</w:t>
+        <w:t>⑤ So quickly can this machine works that it saves a lot of time.</w:t>
       </w:r>
     </w:p>
     <w:p>
@@ -1552,7 +3241,7 @@
           <w:sz w:val="18"/>
           <w:u w:val="none"/>
         </w:rPr>
-        <w:t xml:space="preserve">10. </w:t>
+        <w:t xml:space="preserve">20. </w:t>
       </w:r>
       <w:r>
         <w:rPr>
@@ -1562,17 +3251,7 @@
           <w:sz w:val="18"/>
           <w:u w:val="none"/>
         </w:rPr>
-        <w:t xml:space="preserve">다음 중 의미가 나머지 넷과 </w:t>
-      </w:r>
-      <w:r>
-        <w:rPr>
-          <w:rFonts w:ascii="맑은 고딕" w:hAnsi="맑은 고딕" w:eastAsia="맑은 고딕"/>
-          <w:b w:val="0"/>
-          <w:i w:val="0"/>
-          <w:sz w:val="18"/>
-          <w:u w:val="single"/>
-        </w:rPr>
-        <w:t>다른</w:t>
+        <w:t xml:space="preserve">다음 중 어법상 옳은 문장만을 &lt;보기&gt;에서 있는 대로 고른 것은? </w:t>
       </w:r>
       <w:r>
         <w:rPr>
@@ -1582,8 +3261,14 @@
           <w:sz w:val="18"/>
           <w:u w:val="none"/>
         </w:rPr>
-        <w:t xml:space="preserve"> 것은? </w:t>
-      </w:r>
+        <w:t>(4점)</w:t>
+      </w:r>
+    </w:p>
+    <w:p>
+      <w:pPr>
+        <w:spacing w:before="0" w:after="20" w:line="259" w:lineRule="auto"/>
+        <w:ind w:left="57"/>
+      </w:pPr>
       <w:r>
         <w:rPr>
           <w:rFonts w:ascii="맑은 고딕" w:hAnsi="맑은 고딕" w:eastAsia="맑은 고딕"/>
@@ -1592,14 +3277,11 @@
           <w:sz w:val="18"/>
           <w:u w:val="none"/>
         </w:rPr>
-        <w:t>(4점)</w:t>
-      </w:r>
-    </w:p>
-    <w:p>
-      <w:pPr>
-        <w:spacing w:before="0" w:after="0" w:line="259" w:lineRule="auto"/>
-        <w:ind w:left="113"/>
-      </w:pPr>
+        <w:t>ⓐ So lonely was she that she cried all day.</w:t>
+      </w:r>
+      <w:r>
+        <w:br/>
+      </w:r>
       <w:r>
         <w:rPr>
           <w:rFonts w:ascii="맑은 고딕" w:hAnsi="맑은 고딕" w:eastAsia="맑은 고딕"/>
@@ -1608,14 +3290,11 @@
           <w:sz w:val="18"/>
           <w:u w:val="none"/>
         </w:rPr>
-        <w:t>① Mina is the fastest runner in her class.</w:t>
-      </w:r>
-    </w:p>
-    <w:p>
-      <w:pPr>
-        <w:spacing w:before="0" w:after="0" w:line="259" w:lineRule="auto"/>
-        <w:ind w:left="113"/>
-      </w:pPr>
+        <w:t>ⓑ He was such a nice friend that I’ll always remember him.</w:t>
+      </w:r>
+      <w:r>
+        <w:br/>
+      </w:r>
       <w:r>
         <w:rPr>
           <w:rFonts w:ascii="맑은 고딕" w:hAnsi="맑은 고딕" w:eastAsia="맑은 고딕"/>
@@ -1624,14 +3303,11 @@
           <w:sz w:val="18"/>
           <w:u w:val="none"/>
         </w:rPr>
-        <w:t>② Mina is faster than any other runner in her class.</w:t>
-      </w:r>
-    </w:p>
-    <w:p>
-      <w:pPr>
-        <w:spacing w:before="0" w:after="0" w:line="259" w:lineRule="auto"/>
-        <w:ind w:left="113"/>
-      </w:pPr>
+        <w:t>ⓒ This is the most easiest question on the test.</w:t>
+      </w:r>
+      <w:r>
+        <w:br/>
+      </w:r>
       <w:r>
         <w:rPr>
           <w:rFonts w:ascii="맑은 고딕" w:hAnsi="맑은 고딕" w:eastAsia="맑은 고딕"/>
@@ -1640,14 +3316,11 @@
           <w:sz w:val="18"/>
           <w:u w:val="none"/>
         </w:rPr>
-        <w:t>③ No other runner in her class is faster than Mina.</w:t>
-      </w:r>
-    </w:p>
-    <w:p>
-      <w:pPr>
-        <w:spacing w:before="0" w:after="0" w:line="259" w:lineRule="auto"/>
-        <w:ind w:left="113"/>
-      </w:pPr>
+        <w:t>ⓓ The faster technology develops, the more people will depend on it.</w:t>
+      </w:r>
+      <w:r>
+        <w:br/>
+      </w:r>
       <w:r>
         <w:rPr>
           <w:rFonts w:ascii="맑은 고딕" w:hAnsi="맑은 고딕" w:eastAsia="맑은 고딕"/>
@@ -1656,14 +3329,11 @@
           <w:sz w:val="18"/>
           <w:u w:val="none"/>
         </w:rPr>
-        <w:t>④ No other runner in her class is as fast as Mina.</w:t>
-      </w:r>
-    </w:p>
-    <w:p>
-      <w:pPr>
-        <w:spacing w:before="0" w:after="0" w:line="259" w:lineRule="auto"/>
-        <w:ind w:left="113"/>
-      </w:pPr>
+        <w:t>ⓔ Having not finished her homework, she couldn’t go out.</w:t>
+      </w:r>
+      <w:r>
+        <w:br/>
+      </w:r>
       <w:r>
         <w:rPr>
           <w:rFonts w:ascii="맑은 고딕" w:hAnsi="맑은 고딕" w:eastAsia="맑은 고딕"/>
@@ -1672,1670 +3342,7 @@
           <w:sz w:val="18"/>
           <w:u w:val="none"/>
         </w:rPr>
-        <w:t>⑤ Mina is faster than all the other runners except one in her class.</w:t>
-      </w:r>
-    </w:p>
-    <w:p>
-      <w:pPr>
-        <w:spacing w:before="0" w:after="0" w:line="259" w:lineRule="auto"/>
-      </w:pPr>
-    </w:p>
-    <w:p>
-      <w:pPr>
-        <w:spacing w:before="0" w:after="40" w:line="259" w:lineRule="auto"/>
-      </w:pPr>
-    </w:p>
-    <w:p>
-      <w:pPr>
-        <w:keepNext/>
-        <w:spacing w:before="0" w:after="20" w:line="259" w:lineRule="auto"/>
-      </w:pPr>
-      <w:r>
-        <w:rPr>
-          <w:rFonts w:ascii="맑은 고딕" w:hAnsi="맑은 고딕" w:eastAsia="맑은 고딕"/>
-          <w:b/>
-          <w:i w:val="0"/>
-          <w:sz w:val="18"/>
-          <w:u w:val="none"/>
-        </w:rPr>
-        <w:t xml:space="preserve">11. </w:t>
-      </w:r>
-      <w:r>
-        <w:rPr>
-          <w:rFonts w:ascii="맑은 고딕" w:hAnsi="맑은 고딕" w:eastAsia="맑은 고딕"/>
-          <w:b w:val="0"/>
-          <w:i w:val="0"/>
-          <w:sz w:val="18"/>
-          <w:u w:val="none"/>
-        </w:rPr>
-        <w:t xml:space="preserve">다음 중 어법상 옳은 것을 </w:t>
-      </w:r>
-      <w:r>
-        <w:rPr>
-          <w:rFonts w:ascii="맑은 고딕" w:hAnsi="맑은 고딕" w:eastAsia="맑은 고딕"/>
-          <w:b/>
-          <w:i w:val="0"/>
-          <w:sz w:val="18"/>
-          <w:u w:val="none"/>
-        </w:rPr>
-        <w:t>두 개</w:t>
-      </w:r>
-      <w:r>
-        <w:rPr>
-          <w:rFonts w:ascii="맑은 고딕" w:hAnsi="맑은 고딕" w:eastAsia="맑은 고딕"/>
-          <w:b w:val="0"/>
-          <w:i w:val="0"/>
-          <w:sz w:val="18"/>
-          <w:u w:val="none"/>
-        </w:rPr>
-        <w:t xml:space="preserve"> 고르면? </w:t>
-      </w:r>
-      <w:r>
-        <w:rPr>
-          <w:rFonts w:ascii="맑은 고딕" w:hAnsi="맑은 고딕" w:eastAsia="맑은 고딕"/>
-          <w:b w:val="0"/>
-          <w:i w:val="0"/>
-          <w:sz w:val="18"/>
-          <w:u w:val="none"/>
-        </w:rPr>
-        <w:t>(3점)</w:t>
-      </w:r>
-    </w:p>
-    <w:p>
-      <w:pPr>
-        <w:spacing w:before="0" w:after="0" w:line="259" w:lineRule="auto"/>
-        <w:ind w:left="113"/>
-      </w:pPr>
-      <w:r>
-        <w:rPr>
-          <w:rFonts w:ascii="맑은 고딕" w:hAnsi="맑은 고딕" w:eastAsia="맑은 고딕"/>
-          <w:b w:val="0"/>
-          <w:i w:val="0"/>
-          <w:sz w:val="18"/>
-          <w:u w:val="none"/>
-        </w:rPr>
-        <w:t>① My room is three times as big as yours.</w:t>
-      </w:r>
-    </w:p>
-    <w:p>
-      <w:pPr>
-        <w:spacing w:before="0" w:after="0" w:line="259" w:lineRule="auto"/>
-        <w:ind w:left="113"/>
-      </w:pPr>
-      <w:r>
-        <w:rPr>
-          <w:rFonts w:ascii="맑은 고딕" w:hAnsi="맑은 고딕" w:eastAsia="맑은 고딕"/>
-          <w:b w:val="0"/>
-          <w:i w:val="0"/>
-          <w:sz w:val="18"/>
-          <w:u w:val="none"/>
-        </w:rPr>
-        <w:t>② My room is three times as bigger as yours.</w:t>
-      </w:r>
-    </w:p>
-    <w:p>
-      <w:pPr>
-        <w:spacing w:before="0" w:after="0" w:line="259" w:lineRule="auto"/>
-        <w:ind w:left="113"/>
-      </w:pPr>
-      <w:r>
-        <w:rPr>
-          <w:rFonts w:ascii="맑은 고딕" w:hAnsi="맑은 고딕" w:eastAsia="맑은 고딕"/>
-          <w:b w:val="0"/>
-          <w:i w:val="0"/>
-          <w:sz w:val="18"/>
-          <w:u w:val="none"/>
-        </w:rPr>
-        <w:t>③ My room is three times bigger than yours.</w:t>
-      </w:r>
-    </w:p>
-    <w:p>
-      <w:pPr>
-        <w:spacing w:before="0" w:after="0" w:line="259" w:lineRule="auto"/>
-        <w:ind w:left="113"/>
-      </w:pPr>
-      <w:r>
-        <w:rPr>
-          <w:rFonts w:ascii="맑은 고딕" w:hAnsi="맑은 고딕" w:eastAsia="맑은 고딕"/>
-          <w:b w:val="0"/>
-          <w:i w:val="0"/>
-          <w:sz w:val="18"/>
-          <w:u w:val="none"/>
-        </w:rPr>
-        <w:t>④ My room is as three times big as yours.</w:t>
-      </w:r>
-    </w:p>
-    <w:p>
-      <w:pPr>
-        <w:spacing w:before="0" w:after="0" w:line="259" w:lineRule="auto"/>
-        <w:ind w:left="113"/>
-      </w:pPr>
-      <w:r>
-        <w:rPr>
-          <w:rFonts w:ascii="맑은 고딕" w:hAnsi="맑은 고딕" w:eastAsia="맑은 고딕"/>
-          <w:b w:val="0"/>
-          <w:i w:val="0"/>
-          <w:sz w:val="18"/>
-          <w:u w:val="none"/>
-        </w:rPr>
-        <w:t>⑤ My room is three times big than yours.</w:t>
-      </w:r>
-    </w:p>
-    <w:p>
-      <w:pPr>
-        <w:spacing w:before="0" w:after="0" w:line="259" w:lineRule="auto"/>
-      </w:pPr>
-    </w:p>
-    <w:p>
-      <w:pPr>
-        <w:spacing w:before="0" w:after="40" w:line="259" w:lineRule="auto"/>
-      </w:pPr>
-    </w:p>
-    <w:p>
-      <w:pPr>
-        <w:keepNext/>
-        <w:spacing w:before="0" w:after="20" w:line="259" w:lineRule="auto"/>
-      </w:pPr>
-      <w:r>
-        <w:rPr>
-          <w:rFonts w:ascii="맑은 고딕" w:hAnsi="맑은 고딕" w:eastAsia="맑은 고딕"/>
-          <w:b/>
-          <w:i w:val="0"/>
-          <w:sz w:val="18"/>
-          <w:u w:val="none"/>
-        </w:rPr>
-        <w:t xml:space="preserve">12. </w:t>
-      </w:r>
-      <w:r>
-        <w:rPr>
-          <w:rFonts w:ascii="맑은 고딕" w:hAnsi="맑은 고딕" w:eastAsia="맑은 고딕"/>
-          <w:b w:val="0"/>
-          <w:i w:val="0"/>
-          <w:sz w:val="18"/>
-          <w:u w:val="none"/>
-        </w:rPr>
-        <w:t xml:space="preserve">빈칸에 들어갈 말로 알맞지 </w:t>
-      </w:r>
-      <w:r>
-        <w:rPr>
-          <w:rFonts w:ascii="맑은 고딕" w:hAnsi="맑은 고딕" w:eastAsia="맑은 고딕"/>
-          <w:b w:val="0"/>
-          <w:i w:val="0"/>
-          <w:sz w:val="18"/>
-          <w:u w:val="single"/>
-        </w:rPr>
-        <w:t>않은</w:t>
-      </w:r>
-      <w:r>
-        <w:rPr>
-          <w:rFonts w:ascii="맑은 고딕" w:hAnsi="맑은 고딕" w:eastAsia="맑은 고딕"/>
-          <w:b w:val="0"/>
-          <w:i w:val="0"/>
-          <w:sz w:val="18"/>
-          <w:u w:val="none"/>
-        </w:rPr>
-        <w:t xml:space="preserve"> 것은? </w:t>
-      </w:r>
-      <w:r>
-        <w:rPr>
-          <w:rFonts w:ascii="맑은 고딕" w:hAnsi="맑은 고딕" w:eastAsia="맑은 고딕"/>
-          <w:b w:val="0"/>
-          <w:i w:val="0"/>
-          <w:sz w:val="18"/>
-          <w:u w:val="none"/>
-        </w:rPr>
-        <w:t>(3점)</w:t>
-      </w:r>
-    </w:p>
-    <w:p>
-      <w:pPr>
-        <w:spacing w:before="0" w:after="20" w:line="259" w:lineRule="auto"/>
-        <w:ind w:left="57"/>
-      </w:pPr>
-      <w:r>
-        <w:rPr>
-          <w:rFonts w:ascii="맑은 고딕" w:hAnsi="맑은 고딕" w:eastAsia="맑은 고딕"/>
-          <w:b w:val="0"/>
-          <w:i w:val="0"/>
-          <w:sz w:val="18"/>
-          <w:u w:val="none"/>
-        </w:rPr>
-        <w:t>This phone is good, but the new model is ________ better.</w:t>
-      </w:r>
-    </w:p>
-    <w:p>
-      <w:pPr>
-        <w:spacing w:before="0" w:after="20" w:line="259" w:lineRule="auto"/>
-        <w:ind w:left="113"/>
-      </w:pPr>
-      <w:r>
-        <w:rPr>
-          <w:rFonts w:ascii="맑은 고딕" w:hAnsi="맑은 고딕" w:eastAsia="맑은 고딕"/>
-          <w:b w:val="0"/>
-          <w:i w:val="0"/>
-          <w:sz w:val="18"/>
-          <w:u w:val="none"/>
-        </w:rPr>
-        <w:t>① much</w:t>
-      </w:r>
-      <w:r>
-        <w:rPr>
-          <w:rFonts w:ascii="맑은 고딕" w:hAnsi="맑은 고딕" w:eastAsia="맑은 고딕"/>
-          <w:b w:val="0"/>
-          <w:i w:val="0"/>
-          <w:sz w:val="18"/>
-          <w:u w:val="none"/>
-        </w:rPr>
-        <w:t xml:space="preserve">    </w:t>
-      </w:r>
-      <w:r>
-        <w:rPr>
-          <w:rFonts w:ascii="맑은 고딕" w:hAnsi="맑은 고딕" w:eastAsia="맑은 고딕"/>
-          <w:b w:val="0"/>
-          <w:i w:val="0"/>
-          <w:sz w:val="18"/>
-          <w:u w:val="none"/>
-        </w:rPr>
-        <w:t>② even</w:t>
-      </w:r>
-      <w:r>
-        <w:rPr>
-          <w:rFonts w:ascii="맑은 고딕" w:hAnsi="맑은 고딕" w:eastAsia="맑은 고딕"/>
-          <w:b w:val="0"/>
-          <w:i w:val="0"/>
-          <w:sz w:val="18"/>
-          <w:u w:val="none"/>
-        </w:rPr>
-        <w:t xml:space="preserve">    </w:t>
-      </w:r>
-      <w:r>
-        <w:rPr>
-          <w:rFonts w:ascii="맑은 고딕" w:hAnsi="맑은 고딕" w:eastAsia="맑은 고딕"/>
-          <w:b w:val="0"/>
-          <w:i w:val="0"/>
-          <w:sz w:val="18"/>
-          <w:u w:val="none"/>
-        </w:rPr>
-        <w:t>③ still</w:t>
-      </w:r>
-      <w:r>
-        <w:rPr>
-          <w:rFonts w:ascii="맑은 고딕" w:hAnsi="맑은 고딕" w:eastAsia="맑은 고딕"/>
-          <w:b w:val="0"/>
-          <w:i w:val="0"/>
-          <w:sz w:val="18"/>
-          <w:u w:val="none"/>
-        </w:rPr>
-        <w:t xml:space="preserve">    </w:t>
-      </w:r>
-      <w:r>
-        <w:rPr>
-          <w:rFonts w:ascii="맑은 고딕" w:hAnsi="맑은 고딕" w:eastAsia="맑은 고딕"/>
-          <w:b w:val="0"/>
-          <w:i w:val="0"/>
-          <w:sz w:val="18"/>
-          <w:u w:val="none"/>
-        </w:rPr>
-        <w:t>④ far</w:t>
-      </w:r>
-      <w:r>
-        <w:rPr>
-          <w:rFonts w:ascii="맑은 고딕" w:hAnsi="맑은 고딕" w:eastAsia="맑은 고딕"/>
-          <w:b w:val="0"/>
-          <w:i w:val="0"/>
-          <w:sz w:val="18"/>
-          <w:u w:val="none"/>
-        </w:rPr>
-        <w:t xml:space="preserve">    </w:t>
-      </w:r>
-      <w:r>
-        <w:rPr>
-          <w:rFonts w:ascii="맑은 고딕" w:hAnsi="맑은 고딕" w:eastAsia="맑은 고딕"/>
-          <w:b w:val="0"/>
-          <w:i w:val="0"/>
-          <w:sz w:val="18"/>
-          <w:u w:val="none"/>
-        </w:rPr>
-        <w:t>⑤ very</w:t>
-      </w:r>
-    </w:p>
-    <w:p>
-      <w:pPr>
-        <w:spacing w:before="0" w:after="40" w:line="259" w:lineRule="auto"/>
-      </w:pPr>
-    </w:p>
-    <w:p>
-      <w:pPr>
-        <w:keepNext/>
-        <w:spacing w:before="0" w:after="20" w:line="259" w:lineRule="auto"/>
-      </w:pPr>
-      <w:r>
-        <w:rPr>
-          <w:rFonts w:ascii="맑은 고딕" w:hAnsi="맑은 고딕" w:eastAsia="맑은 고딕"/>
-          <w:b/>
-          <w:i w:val="0"/>
-          <w:sz w:val="18"/>
-          <w:u w:val="none"/>
-        </w:rPr>
-        <w:t>[13~15] L6 Language Focus(2) — 분사구문</w:t>
-      </w:r>
-    </w:p>
-    <w:p>
-      <w:pPr>
-        <w:keepNext/>
-        <w:spacing w:before="0" w:after="20" w:line="259" w:lineRule="auto"/>
-      </w:pPr>
-      <w:r>
-        <w:rPr>
-          <w:rFonts w:ascii="맑은 고딕" w:hAnsi="맑은 고딕" w:eastAsia="맑은 고딕"/>
-          <w:b/>
-          <w:i w:val="0"/>
-          <w:sz w:val="18"/>
-          <w:u w:val="none"/>
-        </w:rPr>
-        <w:t xml:space="preserve">13. </w:t>
-      </w:r>
-      <w:r>
-        <w:rPr>
-          <w:rFonts w:ascii="맑은 고딕" w:hAnsi="맑은 고딕" w:eastAsia="맑은 고딕"/>
-          <w:b w:val="0"/>
-          <w:i w:val="0"/>
-          <w:sz w:val="18"/>
-          <w:u w:val="none"/>
-        </w:rPr>
-        <w:t xml:space="preserve">밑줄 친 부분을 분사구문으로 바르게 바꾼 것은? </w:t>
-      </w:r>
-      <w:r>
-        <w:rPr>
-          <w:rFonts w:ascii="맑은 고딕" w:hAnsi="맑은 고딕" w:eastAsia="맑은 고딕"/>
-          <w:b w:val="0"/>
-          <w:i w:val="0"/>
-          <w:sz w:val="18"/>
-          <w:u w:val="none"/>
-        </w:rPr>
-        <w:t>(3점)</w:t>
-      </w:r>
-    </w:p>
-    <w:p>
-      <w:pPr>
-        <w:spacing w:before="0" w:after="20" w:line="259" w:lineRule="auto"/>
-        <w:ind w:left="57"/>
-      </w:pPr>
-      <w:r>
-        <w:rPr>
-          <w:rFonts w:ascii="맑은 고딕" w:hAnsi="맑은 고딕" w:eastAsia="맑은 고딕"/>
-          <w:b w:val="0"/>
-          <w:i w:val="0"/>
-          <w:sz w:val="18"/>
-          <w:u w:val="single"/>
-        </w:rPr>
-        <w:t>When he opened the door</w:t>
-      </w:r>
-      <w:r>
-        <w:rPr>
-          <w:rFonts w:ascii="맑은 고딕" w:hAnsi="맑은 고딕" w:eastAsia="맑은 고딕"/>
-          <w:b w:val="0"/>
-          <w:i w:val="0"/>
-          <w:sz w:val="18"/>
-          <w:u w:val="none"/>
-        </w:rPr>
-        <w:t>, he found a letter on the floor.</w:t>
-      </w:r>
-    </w:p>
-    <w:p>
-      <w:pPr>
-        <w:spacing w:before="0" w:after="0" w:line="259" w:lineRule="auto"/>
-        <w:ind w:left="113"/>
-      </w:pPr>
-      <w:r>
-        <w:rPr>
-          <w:rFonts w:ascii="맑은 고딕" w:hAnsi="맑은 고딕" w:eastAsia="맑은 고딕"/>
-          <w:b w:val="0"/>
-          <w:i w:val="0"/>
-          <w:sz w:val="18"/>
-          <w:u w:val="none"/>
-        </w:rPr>
-        <w:t>① Opened the door</w:t>
-      </w:r>
-    </w:p>
-    <w:p>
-      <w:pPr>
-        <w:spacing w:before="0" w:after="0" w:line="259" w:lineRule="auto"/>
-        <w:ind w:left="113"/>
-      </w:pPr>
-      <w:r>
-        <w:rPr>
-          <w:rFonts w:ascii="맑은 고딕" w:hAnsi="맑은 고딕" w:eastAsia="맑은 고딕"/>
-          <w:b w:val="0"/>
-          <w:i w:val="0"/>
-          <w:sz w:val="18"/>
-          <w:u w:val="none"/>
-        </w:rPr>
-        <w:t>② Opening the door</w:t>
-      </w:r>
-    </w:p>
-    <w:p>
-      <w:pPr>
-        <w:spacing w:before="0" w:after="0" w:line="259" w:lineRule="auto"/>
-        <w:ind w:left="113"/>
-      </w:pPr>
-      <w:r>
-        <w:rPr>
-          <w:rFonts w:ascii="맑은 고딕" w:hAnsi="맑은 고딕" w:eastAsia="맑은 고딕"/>
-          <w:b w:val="0"/>
-          <w:i w:val="0"/>
-          <w:sz w:val="18"/>
-          <w:u w:val="none"/>
-        </w:rPr>
-        <w:t>③ He opening the door</w:t>
-      </w:r>
-    </w:p>
-    <w:p>
-      <w:pPr>
-        <w:spacing w:before="0" w:after="0" w:line="259" w:lineRule="auto"/>
-        <w:ind w:left="113"/>
-      </w:pPr>
-      <w:r>
-        <w:rPr>
-          <w:rFonts w:ascii="맑은 고딕" w:hAnsi="맑은 고딕" w:eastAsia="맑은 고딕"/>
-          <w:b w:val="0"/>
-          <w:i w:val="0"/>
-          <w:sz w:val="18"/>
-          <w:u w:val="none"/>
-        </w:rPr>
-        <w:t>④ Being opened the door</w:t>
-      </w:r>
-    </w:p>
-    <w:p>
-      <w:pPr>
-        <w:spacing w:before="0" w:after="0" w:line="259" w:lineRule="auto"/>
-        <w:ind w:left="113"/>
-      </w:pPr>
-      <w:r>
-        <w:rPr>
-          <w:rFonts w:ascii="맑은 고딕" w:hAnsi="맑은 고딕" w:eastAsia="맑은 고딕"/>
-          <w:b w:val="0"/>
-          <w:i w:val="0"/>
-          <w:sz w:val="18"/>
-          <w:u w:val="none"/>
-        </w:rPr>
-        <w:t>⑤ Having opening the door</w:t>
-      </w:r>
-    </w:p>
-    <w:p>
-      <w:pPr>
-        <w:spacing w:before="0" w:after="0" w:line="259" w:lineRule="auto"/>
-      </w:pPr>
-    </w:p>
-    <w:p>
-      <w:pPr>
-        <w:spacing w:before="0" w:after="40" w:line="259" w:lineRule="auto"/>
-      </w:pPr>
-    </w:p>
-    <w:p>
-      <w:pPr>
-        <w:keepNext/>
-        <w:spacing w:before="0" w:after="20" w:line="259" w:lineRule="auto"/>
-      </w:pPr>
-      <w:r>
-        <w:rPr>
-          <w:rFonts w:ascii="맑은 고딕" w:hAnsi="맑은 고딕" w:eastAsia="맑은 고딕"/>
-          <w:b/>
-          <w:i w:val="0"/>
-          <w:sz w:val="18"/>
-          <w:u w:val="none"/>
-        </w:rPr>
-        <w:t xml:space="preserve">14. </w:t>
-      </w:r>
-      <w:r>
-        <w:rPr>
-          <w:rFonts w:ascii="맑은 고딕" w:hAnsi="맑은 고딕" w:eastAsia="맑은 고딕"/>
-          <w:b w:val="0"/>
-          <w:i w:val="0"/>
-          <w:sz w:val="18"/>
-          <w:u w:val="none"/>
-        </w:rPr>
-        <w:t xml:space="preserve">밑줄 친 분사구문을 접속사가 있는 절로 바꾼 것으로 가장 알맞은 것은? </w:t>
-      </w:r>
-      <w:r>
-        <w:rPr>
-          <w:rFonts w:ascii="맑은 고딕" w:hAnsi="맑은 고딕" w:eastAsia="맑은 고딕"/>
-          <w:b w:val="0"/>
-          <w:i w:val="0"/>
-          <w:sz w:val="18"/>
-          <w:u w:val="none"/>
-        </w:rPr>
-        <w:t>(4점)</w:t>
-      </w:r>
-    </w:p>
-    <w:p>
-      <w:pPr>
-        <w:spacing w:before="0" w:after="20" w:line="259" w:lineRule="auto"/>
-        <w:ind w:left="57"/>
-      </w:pPr>
-      <w:r>
-        <w:rPr>
-          <w:rFonts w:ascii="맑은 고딕" w:hAnsi="맑은 고딕" w:eastAsia="맑은 고딕"/>
-          <w:b w:val="0"/>
-          <w:i w:val="0"/>
-          <w:sz w:val="18"/>
-          <w:u w:val="single"/>
-        </w:rPr>
-        <w:t>Having finished his homework</w:t>
-      </w:r>
-      <w:r>
-        <w:rPr>
-          <w:rFonts w:ascii="맑은 고딕" w:hAnsi="맑은 고딕" w:eastAsia="맑은 고딕"/>
-          <w:b w:val="0"/>
-          <w:i w:val="0"/>
-          <w:sz w:val="18"/>
-          <w:u w:val="none"/>
-        </w:rPr>
-        <w:t>, he went out to play soccer.</w:t>
-      </w:r>
-    </w:p>
-    <w:p>
-      <w:pPr>
-        <w:spacing w:before="0" w:after="0" w:line="259" w:lineRule="auto"/>
-        <w:ind w:left="113"/>
-      </w:pPr>
-      <w:r>
-        <w:rPr>
-          <w:rFonts w:ascii="맑은 고딕" w:hAnsi="맑은 고딕" w:eastAsia="맑은 고딕"/>
-          <w:b w:val="0"/>
-          <w:i w:val="0"/>
-          <w:sz w:val="18"/>
-          <w:u w:val="none"/>
-        </w:rPr>
-        <w:t>① When he finishes his homework</w:t>
-      </w:r>
-    </w:p>
-    <w:p>
-      <w:pPr>
-        <w:spacing w:before="0" w:after="0" w:line="259" w:lineRule="auto"/>
-        <w:ind w:left="113"/>
-      </w:pPr>
-      <w:r>
-        <w:rPr>
-          <w:rFonts w:ascii="맑은 고딕" w:hAnsi="맑은 고딕" w:eastAsia="맑은 고딕"/>
-          <w:b w:val="0"/>
-          <w:i w:val="0"/>
-          <w:sz w:val="18"/>
-          <w:u w:val="none"/>
-        </w:rPr>
-        <w:t>② After he had finished his homework</w:t>
-      </w:r>
-    </w:p>
-    <w:p>
-      <w:pPr>
-        <w:spacing w:before="0" w:after="0" w:line="259" w:lineRule="auto"/>
-        <w:ind w:left="113"/>
-      </w:pPr>
-      <w:r>
-        <w:rPr>
-          <w:rFonts w:ascii="맑은 고딕" w:hAnsi="맑은 고딕" w:eastAsia="맑은 고딕"/>
-          <w:b w:val="0"/>
-          <w:i w:val="0"/>
-          <w:sz w:val="18"/>
-          <w:u w:val="none"/>
-        </w:rPr>
-        <w:t>③ Although he finished his homework</w:t>
-      </w:r>
-    </w:p>
-    <w:p>
-      <w:pPr>
-        <w:spacing w:before="0" w:after="0" w:line="259" w:lineRule="auto"/>
-        <w:ind w:left="113"/>
-      </w:pPr>
-      <w:r>
-        <w:rPr>
-          <w:rFonts w:ascii="맑은 고딕" w:hAnsi="맑은 고딕" w:eastAsia="맑은 고딕"/>
-          <w:b w:val="0"/>
-          <w:i w:val="0"/>
-          <w:sz w:val="18"/>
-          <w:u w:val="none"/>
-        </w:rPr>
-        <w:t>④ If he had finished his homework</w:t>
-      </w:r>
-    </w:p>
-    <w:p>
-      <w:pPr>
-        <w:spacing w:before="0" w:after="0" w:line="259" w:lineRule="auto"/>
-        <w:ind w:left="113"/>
-      </w:pPr>
-      <w:r>
-        <w:rPr>
-          <w:rFonts w:ascii="맑은 고딕" w:hAnsi="맑은 고딕" w:eastAsia="맑은 고딕"/>
-          <w:b w:val="0"/>
-          <w:i w:val="0"/>
-          <w:sz w:val="18"/>
-          <w:u w:val="none"/>
-        </w:rPr>
-        <w:t>⑤ While he was finishing his homework</w:t>
-      </w:r>
-    </w:p>
-    <w:p>
-      <w:pPr>
-        <w:spacing w:before="0" w:after="0" w:line="259" w:lineRule="auto"/>
-      </w:pPr>
-    </w:p>
-    <w:p>
-      <w:pPr>
-        <w:spacing w:before="0" w:after="40" w:line="259" w:lineRule="auto"/>
-      </w:pPr>
-    </w:p>
-    <w:p>
-      <w:pPr>
-        <w:keepNext/>
-        <w:spacing w:before="0" w:after="20" w:line="259" w:lineRule="auto"/>
-      </w:pPr>
-      <w:r>
-        <w:rPr>
-          <w:rFonts w:ascii="맑은 고딕" w:hAnsi="맑은 고딕" w:eastAsia="맑은 고딕"/>
-          <w:b/>
-          <w:i w:val="0"/>
-          <w:sz w:val="18"/>
-          <w:u w:val="none"/>
-        </w:rPr>
-        <w:t xml:space="preserve">15. </w:t>
-      </w:r>
-      <w:r>
-        <w:rPr>
-          <w:rFonts w:ascii="맑은 고딕" w:hAnsi="맑은 고딕" w:eastAsia="맑은 고딕"/>
-          <w:b w:val="0"/>
-          <w:i w:val="0"/>
-          <w:sz w:val="18"/>
-          <w:u w:val="none"/>
-        </w:rPr>
-        <w:t xml:space="preserve">다음 중 어법상 </w:t>
-      </w:r>
-      <w:r>
-        <w:rPr>
-          <w:rFonts w:ascii="맑은 고딕" w:hAnsi="맑은 고딕" w:eastAsia="맑은 고딕"/>
-          <w:b w:val="0"/>
-          <w:i w:val="0"/>
-          <w:sz w:val="18"/>
-          <w:u w:val="single"/>
-        </w:rPr>
-        <w:t>틀린</w:t>
-      </w:r>
-      <w:r>
-        <w:rPr>
-          <w:rFonts w:ascii="맑은 고딕" w:hAnsi="맑은 고딕" w:eastAsia="맑은 고딕"/>
-          <w:b w:val="0"/>
-          <w:i w:val="0"/>
-          <w:sz w:val="18"/>
-          <w:u w:val="none"/>
-        </w:rPr>
-        <w:t xml:space="preserve"> 것은? </w:t>
-      </w:r>
-      <w:r>
-        <w:rPr>
-          <w:rFonts w:ascii="맑은 고딕" w:hAnsi="맑은 고딕" w:eastAsia="맑은 고딕"/>
-          <w:b w:val="0"/>
-          <w:i w:val="0"/>
-          <w:sz w:val="18"/>
-          <w:u w:val="none"/>
-        </w:rPr>
-        <w:t>(3점)</w:t>
-      </w:r>
-    </w:p>
-    <w:p>
-      <w:pPr>
-        <w:spacing w:before="0" w:after="0" w:line="259" w:lineRule="auto"/>
-        <w:ind w:left="113"/>
-      </w:pPr>
-      <w:r>
-        <w:rPr>
-          <w:rFonts w:ascii="맑은 고딕" w:hAnsi="맑은 고딕" w:eastAsia="맑은 고딕"/>
-          <w:b w:val="0"/>
-          <w:i w:val="0"/>
-          <w:sz w:val="18"/>
-          <w:u w:val="none"/>
-        </w:rPr>
-        <w:t>① Walking along the beach, she found a shell.</w:t>
-      </w:r>
-    </w:p>
-    <w:p>
-      <w:pPr>
-        <w:spacing w:before="0" w:after="0" w:line="259" w:lineRule="auto"/>
-        <w:ind w:left="113"/>
-      </w:pPr>
-      <w:r>
-        <w:rPr>
-          <w:rFonts w:ascii="맑은 고딕" w:hAnsi="맑은 고딕" w:eastAsia="맑은 고딕"/>
-          <w:b w:val="0"/>
-          <w:i w:val="0"/>
-          <w:sz w:val="18"/>
-          <w:u w:val="none"/>
-        </w:rPr>
-        <w:t>② Written in easy English, the book is popular with children.</w:t>
-      </w:r>
-    </w:p>
-    <w:p>
-      <w:pPr>
-        <w:spacing w:before="0" w:after="0" w:line="259" w:lineRule="auto"/>
-        <w:ind w:left="113"/>
-      </w:pPr>
-      <w:r>
-        <w:rPr>
-          <w:rFonts w:ascii="맑은 고딕" w:hAnsi="맑은 고딕" w:eastAsia="맑은 고딕"/>
-          <w:b w:val="0"/>
-          <w:i w:val="0"/>
-          <w:sz w:val="18"/>
-          <w:u w:val="none"/>
-        </w:rPr>
-        <w:t>③ Not knowing the answer, he kept silent.</w:t>
-      </w:r>
-    </w:p>
-    <w:p>
-      <w:pPr>
-        <w:spacing w:before="0" w:after="0" w:line="259" w:lineRule="auto"/>
-        <w:ind w:left="113"/>
-      </w:pPr>
-      <w:r>
-        <w:rPr>
-          <w:rFonts w:ascii="맑은 고딕" w:hAnsi="맑은 고딕" w:eastAsia="맑은 고딕"/>
-          <w:b w:val="0"/>
-          <w:i w:val="0"/>
-          <w:sz w:val="18"/>
-          <w:u w:val="none"/>
-        </w:rPr>
-        <w:t>④ Felt tired, I went to bed early.</w:t>
-      </w:r>
-    </w:p>
-    <w:p>
-      <w:pPr>
-        <w:spacing w:before="0" w:after="0" w:line="259" w:lineRule="auto"/>
-        <w:ind w:left="113"/>
-      </w:pPr>
-      <w:r>
-        <w:rPr>
-          <w:rFonts w:ascii="맑은 고딕" w:hAnsi="맑은 고딕" w:eastAsia="맑은 고딕"/>
-          <w:b w:val="0"/>
-          <w:i w:val="0"/>
-          <w:sz w:val="18"/>
-          <w:u w:val="none"/>
-        </w:rPr>
-        <w:t>⑤ Having seen the movie before, I didn't watch it again.</w:t>
-      </w:r>
-    </w:p>
-    <w:p>
-      <w:pPr>
-        <w:spacing w:before="0" w:after="0" w:line="259" w:lineRule="auto"/>
-      </w:pPr>
-    </w:p>
-    <w:p>
-      <w:pPr>
-        <w:spacing w:before="0" w:after="40" w:line="259" w:lineRule="auto"/>
-      </w:pPr>
-    </w:p>
-    <w:p>
-      <w:pPr>
-        <w:keepNext/>
-        <w:spacing w:before="0" w:after="20" w:line="259" w:lineRule="auto"/>
-      </w:pPr>
-      <w:r>
-        <w:rPr>
-          <w:rFonts w:ascii="맑은 고딕" w:hAnsi="맑은 고딕" w:eastAsia="맑은 고딕"/>
-          <w:b/>
-          <w:i w:val="0"/>
-          <w:sz w:val="18"/>
-          <w:u w:val="none"/>
-        </w:rPr>
-        <w:t>[16~20] L7 Language Focus — 가정법 과거 · so that · so ~ that</w:t>
-      </w:r>
-    </w:p>
-    <w:p>
-      <w:pPr>
-        <w:keepNext/>
-        <w:spacing w:before="0" w:after="20" w:line="259" w:lineRule="auto"/>
-      </w:pPr>
-      <w:r>
-        <w:rPr>
-          <w:rFonts w:ascii="맑은 고딕" w:hAnsi="맑은 고딕" w:eastAsia="맑은 고딕"/>
-          <w:b/>
-          <w:i w:val="0"/>
-          <w:sz w:val="18"/>
-          <w:u w:val="none"/>
-        </w:rPr>
-        <w:t xml:space="preserve">16. </w:t>
-      </w:r>
-      <w:r>
-        <w:rPr>
-          <w:rFonts w:ascii="맑은 고딕" w:hAnsi="맑은 고딕" w:eastAsia="맑은 고딕"/>
-          <w:b w:val="0"/>
-          <w:i w:val="0"/>
-          <w:sz w:val="18"/>
-          <w:u w:val="none"/>
-        </w:rPr>
-        <w:t xml:space="preserve">다음 문장의 의미로 가장 알맞은 것은? </w:t>
-      </w:r>
-      <w:r>
-        <w:rPr>
-          <w:rFonts w:ascii="맑은 고딕" w:hAnsi="맑은 고딕" w:eastAsia="맑은 고딕"/>
-          <w:b w:val="0"/>
-          <w:i w:val="0"/>
-          <w:sz w:val="18"/>
-          <w:u w:val="none"/>
-        </w:rPr>
-        <w:t>(3점)</w:t>
-      </w:r>
-    </w:p>
-    <w:p>
-      <w:pPr>
-        <w:spacing w:before="0" w:after="20" w:line="259" w:lineRule="auto"/>
-        <w:ind w:left="57"/>
-      </w:pPr>
-      <w:r>
-        <w:rPr>
-          <w:rFonts w:ascii="맑은 고딕" w:hAnsi="맑은 고딕" w:eastAsia="맑은 고딕"/>
-          <w:b w:val="0"/>
-          <w:i w:val="0"/>
-          <w:sz w:val="18"/>
-          <w:u w:val="none"/>
-        </w:rPr>
-        <w:t>If I knew her phone number, I would call her.</w:t>
-      </w:r>
-    </w:p>
-    <w:p>
-      <w:pPr>
-        <w:spacing w:before="0" w:after="0" w:line="259" w:lineRule="auto"/>
-        <w:ind w:left="113"/>
-      </w:pPr>
-      <w:r>
-        <w:rPr>
-          <w:rFonts w:ascii="맑은 고딕" w:hAnsi="맑은 고딕" w:eastAsia="맑은 고딕"/>
-          <w:b w:val="0"/>
-          <w:i w:val="0"/>
-          <w:sz w:val="18"/>
-          <w:u w:val="none"/>
-        </w:rPr>
-        <w:t>① As I know her phone number, I will call her.</w:t>
-      </w:r>
-    </w:p>
-    <w:p>
-      <w:pPr>
-        <w:spacing w:before="0" w:after="0" w:line="259" w:lineRule="auto"/>
-        <w:ind w:left="113"/>
-      </w:pPr>
-      <w:r>
-        <w:rPr>
-          <w:rFonts w:ascii="맑은 고딕" w:hAnsi="맑은 고딕" w:eastAsia="맑은 고딕"/>
-          <w:b w:val="0"/>
-          <w:i w:val="0"/>
-          <w:sz w:val="18"/>
-          <w:u w:val="none"/>
-        </w:rPr>
-        <w:t>② As I don't know her phone number, I can't call her.</w:t>
-      </w:r>
-    </w:p>
-    <w:p>
-      <w:pPr>
-        <w:spacing w:before="0" w:after="0" w:line="259" w:lineRule="auto"/>
-        <w:ind w:left="113"/>
-      </w:pPr>
-      <w:r>
-        <w:rPr>
-          <w:rFonts w:ascii="맑은 고딕" w:hAnsi="맑은 고딕" w:eastAsia="맑은 고딕"/>
-          <w:b w:val="0"/>
-          <w:i w:val="0"/>
-          <w:sz w:val="18"/>
-          <w:u w:val="none"/>
-        </w:rPr>
-        <w:t>③ As I don't know her phone number, I won't call her.</w:t>
-      </w:r>
-    </w:p>
-    <w:p>
-      <w:pPr>
-        <w:spacing w:before="0" w:after="0" w:line="259" w:lineRule="auto"/>
-        <w:ind w:left="113"/>
-      </w:pPr>
-      <w:r>
-        <w:rPr>
-          <w:rFonts w:ascii="맑은 고딕" w:hAnsi="맑은 고딕" w:eastAsia="맑은 고딕"/>
-          <w:b w:val="0"/>
-          <w:i w:val="0"/>
-          <w:sz w:val="18"/>
-          <w:u w:val="none"/>
-        </w:rPr>
-        <w:t>④ As I didn't know her phone number, I didn't call her.</w:t>
-      </w:r>
-    </w:p>
-    <w:p>
-      <w:pPr>
-        <w:spacing w:before="0" w:after="0" w:line="259" w:lineRule="auto"/>
-        <w:ind w:left="113"/>
-      </w:pPr>
-      <w:r>
-        <w:rPr>
-          <w:rFonts w:ascii="맑은 고딕" w:hAnsi="맑은 고딕" w:eastAsia="맑은 고딕"/>
-          <w:b w:val="0"/>
-          <w:i w:val="0"/>
-          <w:sz w:val="18"/>
-          <w:u w:val="none"/>
-        </w:rPr>
-        <w:t>⑤ If I know her phone number, I will call her.</w:t>
-      </w:r>
-    </w:p>
-    <w:p>
-      <w:pPr>
-        <w:spacing w:before="0" w:after="0" w:line="259" w:lineRule="auto"/>
-      </w:pPr>
-    </w:p>
-    <w:p>
-      <w:pPr>
-        <w:spacing w:before="0" w:after="40" w:line="259" w:lineRule="auto"/>
-      </w:pPr>
-    </w:p>
-    <w:p>
-      <w:pPr>
-        <w:keepNext/>
-        <w:spacing w:before="0" w:after="20" w:line="259" w:lineRule="auto"/>
-      </w:pPr>
-      <w:r>
-        <w:rPr>
-          <w:rFonts w:ascii="맑은 고딕" w:hAnsi="맑은 고딕" w:eastAsia="맑은 고딕"/>
-          <w:b/>
-          <w:i w:val="0"/>
-          <w:sz w:val="18"/>
-          <w:u w:val="none"/>
-        </w:rPr>
-        <w:t xml:space="preserve">17. </w:t>
-      </w:r>
-      <w:r>
-        <w:rPr>
-          <w:rFonts w:ascii="맑은 고딕" w:hAnsi="맑은 고딕" w:eastAsia="맑은 고딕"/>
-          <w:b w:val="0"/>
-          <w:i w:val="0"/>
-          <w:sz w:val="18"/>
-          <w:u w:val="none"/>
-        </w:rPr>
-        <w:t xml:space="preserve">다음 ⓐ~ⓔ 중 어법상 옳은 것의 개수는? </w:t>
-      </w:r>
-      <w:r>
-        <w:rPr>
-          <w:rFonts w:ascii="맑은 고딕" w:hAnsi="맑은 고딕" w:eastAsia="맑은 고딕"/>
-          <w:b w:val="0"/>
-          <w:i w:val="0"/>
-          <w:sz w:val="18"/>
-          <w:u w:val="none"/>
-        </w:rPr>
-        <w:t>(4점)</w:t>
-      </w:r>
-    </w:p>
-    <w:p>
-      <w:pPr>
-        <w:spacing w:before="0" w:after="20" w:line="259" w:lineRule="auto"/>
-        <w:ind w:left="57"/>
-      </w:pPr>
-      <w:r>
-        <w:rPr>
-          <w:rFonts w:ascii="맑은 고딕" w:hAnsi="맑은 고딕" w:eastAsia="맑은 고딕"/>
-          <w:b w:val="0"/>
-          <w:i w:val="0"/>
-          <w:sz w:val="18"/>
-          <w:u w:val="none"/>
-        </w:rPr>
-        <w:t>ⓐ If I were to meet a famous actor, I would ask for an autograph.</w:t>
-      </w:r>
-      <w:r>
-        <w:br/>
-      </w:r>
-      <w:r>
-        <w:rPr>
-          <w:rFonts w:ascii="맑은 고딕" w:hAnsi="맑은 고딕" w:eastAsia="맑은 고딕"/>
-          <w:b w:val="0"/>
-          <w:i w:val="0"/>
-          <w:sz w:val="18"/>
-          <w:u w:val="none"/>
-        </w:rPr>
-        <w:t>ⓑ If he didn't knew the answer, he would ask the teacher.</w:t>
-      </w:r>
-      <w:r>
-        <w:br/>
-      </w:r>
-      <w:r>
-        <w:rPr>
-          <w:rFonts w:ascii="맑은 고딕" w:hAnsi="맑은 고딕" w:eastAsia="맑은 고딕"/>
-          <w:b w:val="0"/>
-          <w:i w:val="0"/>
-          <w:sz w:val="18"/>
-          <w:u w:val="none"/>
-        </w:rPr>
-        <w:t>ⓒ If you should happen to meet Jane, please give her this message.</w:t>
-      </w:r>
-      <w:r>
-        <w:br/>
-      </w:r>
-      <w:r>
-        <w:rPr>
-          <w:rFonts w:ascii="맑은 고딕" w:hAnsi="맑은 고딕" w:eastAsia="맑은 고딕"/>
-          <w:b w:val="0"/>
-          <w:i w:val="0"/>
-          <w:sz w:val="18"/>
-          <w:u w:val="none"/>
-        </w:rPr>
-        <w:t>ⓓ If she were here, she will help us.</w:t>
-      </w:r>
-      <w:r>
-        <w:br/>
-      </w:r>
-      <w:r>
-        <w:rPr>
-          <w:rFonts w:ascii="맑은 고딕" w:hAnsi="맑은 고딕" w:eastAsia="맑은 고딕"/>
-          <w:b w:val="0"/>
-          <w:i w:val="0"/>
-          <w:sz w:val="18"/>
-          <w:u w:val="none"/>
-        </w:rPr>
-        <w:t>ⓔ I would be sad if she didn't like me.</w:t>
-      </w:r>
-    </w:p>
-    <w:p>
-      <w:pPr>
-        <w:spacing w:before="0" w:after="20" w:line="259" w:lineRule="auto"/>
-        <w:ind w:left="113"/>
-      </w:pPr>
-      <w:r>
-        <w:rPr>
-          <w:rFonts w:ascii="맑은 고딕" w:hAnsi="맑은 고딕" w:eastAsia="맑은 고딕"/>
-          <w:b w:val="0"/>
-          <w:i w:val="0"/>
-          <w:sz w:val="18"/>
-          <w:u w:val="none"/>
-        </w:rPr>
-        <w:t>① 1개</w:t>
-      </w:r>
-      <w:r>
-        <w:rPr>
-          <w:rFonts w:ascii="맑은 고딕" w:hAnsi="맑은 고딕" w:eastAsia="맑은 고딕"/>
-          <w:b w:val="0"/>
-          <w:i w:val="0"/>
-          <w:sz w:val="18"/>
-          <w:u w:val="none"/>
-        </w:rPr>
-        <w:t xml:space="preserve">    </w:t>
-      </w:r>
-      <w:r>
-        <w:rPr>
-          <w:rFonts w:ascii="맑은 고딕" w:hAnsi="맑은 고딕" w:eastAsia="맑은 고딕"/>
-          <w:b w:val="0"/>
-          <w:i w:val="0"/>
-          <w:sz w:val="18"/>
-          <w:u w:val="none"/>
-        </w:rPr>
-        <w:t>② 2개</w:t>
-      </w:r>
-      <w:r>
-        <w:rPr>
-          <w:rFonts w:ascii="맑은 고딕" w:hAnsi="맑은 고딕" w:eastAsia="맑은 고딕"/>
-          <w:b w:val="0"/>
-          <w:i w:val="0"/>
-          <w:sz w:val="18"/>
-          <w:u w:val="none"/>
-        </w:rPr>
-        <w:t xml:space="preserve">    </w:t>
-      </w:r>
-      <w:r>
-        <w:rPr>
-          <w:rFonts w:ascii="맑은 고딕" w:hAnsi="맑은 고딕" w:eastAsia="맑은 고딕"/>
-          <w:b w:val="0"/>
-          <w:i w:val="0"/>
-          <w:sz w:val="18"/>
-          <w:u w:val="none"/>
-        </w:rPr>
-        <w:t>③ 3개</w:t>
-      </w:r>
-      <w:r>
-        <w:rPr>
-          <w:rFonts w:ascii="맑은 고딕" w:hAnsi="맑은 고딕" w:eastAsia="맑은 고딕"/>
-          <w:b w:val="0"/>
-          <w:i w:val="0"/>
-          <w:sz w:val="18"/>
-          <w:u w:val="none"/>
-        </w:rPr>
-        <w:t xml:space="preserve">    </w:t>
-      </w:r>
-      <w:r>
-        <w:rPr>
-          <w:rFonts w:ascii="맑은 고딕" w:hAnsi="맑은 고딕" w:eastAsia="맑은 고딕"/>
-          <w:b w:val="0"/>
-          <w:i w:val="0"/>
-          <w:sz w:val="18"/>
-          <w:u w:val="none"/>
-        </w:rPr>
-        <w:t>④ 4개</w:t>
-      </w:r>
-      <w:r>
-        <w:rPr>
-          <w:rFonts w:ascii="맑은 고딕" w:hAnsi="맑은 고딕" w:eastAsia="맑은 고딕"/>
-          <w:b w:val="0"/>
-          <w:i w:val="0"/>
-          <w:sz w:val="18"/>
-          <w:u w:val="none"/>
-        </w:rPr>
-        <w:t xml:space="preserve">    </w:t>
-      </w:r>
-      <w:r>
-        <w:rPr>
-          <w:rFonts w:ascii="맑은 고딕" w:hAnsi="맑은 고딕" w:eastAsia="맑은 고딕"/>
-          <w:b w:val="0"/>
-          <w:i w:val="0"/>
-          <w:sz w:val="18"/>
-          <w:u w:val="none"/>
-        </w:rPr>
-        <w:t>⑤ 5개</w:t>
-      </w:r>
-    </w:p>
-    <w:p>
-      <w:pPr>
-        <w:spacing w:before="0" w:after="40" w:line="259" w:lineRule="auto"/>
-      </w:pPr>
-    </w:p>
-    <w:p>
-      <w:pPr>
-        <w:keepNext/>
-        <w:spacing w:before="0" w:after="20" w:line="259" w:lineRule="auto"/>
-      </w:pPr>
-      <w:r>
-        <w:rPr>
-          <w:rFonts w:ascii="맑은 고딕" w:hAnsi="맑은 고딕" w:eastAsia="맑은 고딕"/>
-          <w:b/>
-          <w:i w:val="0"/>
-          <w:sz w:val="18"/>
-          <w:u w:val="none"/>
-        </w:rPr>
-        <w:t xml:space="preserve">18. </w:t>
-      </w:r>
-      <w:r>
-        <w:rPr>
-          <w:rFonts w:ascii="맑은 고딕" w:hAnsi="맑은 고딕" w:eastAsia="맑은 고딕"/>
-          <w:b w:val="0"/>
-          <w:i w:val="0"/>
-          <w:sz w:val="18"/>
-          <w:u w:val="none"/>
-        </w:rPr>
-        <w:t xml:space="preserve">밑줄 친 부분을 in order to로 바꿔 쓸 수 있는 것을 </w:t>
-      </w:r>
-      <w:r>
-        <w:rPr>
-          <w:rFonts w:ascii="맑은 고딕" w:hAnsi="맑은 고딕" w:eastAsia="맑은 고딕"/>
-          <w:b/>
-          <w:i w:val="0"/>
-          <w:sz w:val="18"/>
-          <w:u w:val="none"/>
-        </w:rPr>
-        <w:t>두 개</w:t>
-      </w:r>
-      <w:r>
-        <w:rPr>
-          <w:rFonts w:ascii="맑은 고딕" w:hAnsi="맑은 고딕" w:eastAsia="맑은 고딕"/>
-          <w:b w:val="0"/>
-          <w:i w:val="0"/>
-          <w:sz w:val="18"/>
-          <w:u w:val="none"/>
-        </w:rPr>
-        <w:t xml:space="preserve"> 고르면? </w:t>
-      </w:r>
-      <w:r>
-        <w:rPr>
-          <w:rFonts w:ascii="맑은 고딕" w:hAnsi="맑은 고딕" w:eastAsia="맑은 고딕"/>
-          <w:b w:val="0"/>
-          <w:i w:val="0"/>
-          <w:sz w:val="18"/>
-          <w:u w:val="none"/>
-        </w:rPr>
-        <w:t>(3점)</w:t>
-      </w:r>
-    </w:p>
-    <w:p>
-      <w:pPr>
-        <w:spacing w:before="0" w:after="0" w:line="259" w:lineRule="auto"/>
-        <w:ind w:left="113"/>
-      </w:pPr>
-      <w:r>
-        <w:rPr>
-          <w:rFonts w:ascii="맑은 고딕" w:hAnsi="맑은 고딕" w:eastAsia="맑은 고딕"/>
-          <w:b w:val="0"/>
-          <w:i w:val="0"/>
-          <w:sz w:val="18"/>
-          <w:u w:val="none"/>
-        </w:rPr>
-        <w:t xml:space="preserve">① I woke up early </w:t>
-      </w:r>
-      <w:r>
-        <w:rPr>
-          <w:rFonts w:ascii="맑은 고딕" w:hAnsi="맑은 고딕" w:eastAsia="맑은 고딕"/>
-          <w:b w:val="0"/>
-          <w:i w:val="0"/>
-          <w:sz w:val="18"/>
-          <w:u w:val="single"/>
-        </w:rPr>
-        <w:t>so that I could catch</w:t>
-      </w:r>
-      <w:r>
-        <w:rPr>
-          <w:rFonts w:ascii="맑은 고딕" w:hAnsi="맑은 고딕" w:eastAsia="맑은 고딕"/>
-          <w:b w:val="0"/>
-          <w:i w:val="0"/>
-          <w:sz w:val="18"/>
-          <w:u w:val="none"/>
-        </w:rPr>
-        <w:t xml:space="preserve"> the first bus.</w:t>
-      </w:r>
-    </w:p>
-    <w:p>
-      <w:pPr>
-        <w:spacing w:before="0" w:after="0" w:line="259" w:lineRule="auto"/>
-        <w:ind w:left="113"/>
-      </w:pPr>
-      <w:r>
-        <w:rPr>
-          <w:rFonts w:ascii="맑은 고딕" w:hAnsi="맑은 고딕" w:eastAsia="맑은 고딕"/>
-          <w:b w:val="0"/>
-          <w:i w:val="0"/>
-          <w:sz w:val="18"/>
-          <w:u w:val="none"/>
-        </w:rPr>
-        <w:t xml:space="preserve">② She spoke slowly </w:t>
-      </w:r>
-      <w:r>
-        <w:rPr>
-          <w:rFonts w:ascii="맑은 고딕" w:hAnsi="맑은 고딕" w:eastAsia="맑은 고딕"/>
-          <w:b w:val="0"/>
-          <w:i w:val="0"/>
-          <w:sz w:val="18"/>
-          <w:u w:val="single"/>
-        </w:rPr>
-        <w:t>so that everyone could hear</w:t>
-      </w:r>
-      <w:r>
-        <w:rPr>
-          <w:rFonts w:ascii="맑은 고딕" w:hAnsi="맑은 고딕" w:eastAsia="맑은 고딕"/>
-          <w:b w:val="0"/>
-          <w:i w:val="0"/>
-          <w:sz w:val="18"/>
-          <w:u w:val="none"/>
-        </w:rPr>
-        <w:t xml:space="preserve"> her.</w:t>
-      </w:r>
-    </w:p>
-    <w:p>
-      <w:pPr>
-        <w:spacing w:before="0" w:after="0" w:line="259" w:lineRule="auto"/>
-        <w:ind w:left="113"/>
-      </w:pPr>
-      <w:r>
-        <w:rPr>
-          <w:rFonts w:ascii="맑은 고딕" w:hAnsi="맑은 고딕" w:eastAsia="맑은 고딕"/>
-          <w:b w:val="0"/>
-          <w:i w:val="0"/>
-          <w:sz w:val="18"/>
-          <w:u w:val="none"/>
-        </w:rPr>
-        <w:t xml:space="preserve">③ Tom saves money </w:t>
-      </w:r>
-      <w:r>
-        <w:rPr>
-          <w:rFonts w:ascii="맑은 고딕" w:hAnsi="맑은 고딕" w:eastAsia="맑은 고딕"/>
-          <w:b w:val="0"/>
-          <w:i w:val="0"/>
-          <w:sz w:val="18"/>
-          <w:u w:val="single"/>
-        </w:rPr>
-        <w:t>so that he can buy</w:t>
-      </w:r>
-      <w:r>
-        <w:rPr>
-          <w:rFonts w:ascii="맑은 고딕" w:hAnsi="맑은 고딕" w:eastAsia="맑은 고딕"/>
-          <w:b w:val="0"/>
-          <w:i w:val="0"/>
-          <w:sz w:val="18"/>
-          <w:u w:val="none"/>
-        </w:rPr>
-        <w:t xml:space="preserve"> a new bike.</w:t>
-      </w:r>
-    </w:p>
-    <w:p>
-      <w:pPr>
-        <w:spacing w:before="0" w:after="0" w:line="259" w:lineRule="auto"/>
-        <w:ind w:left="113"/>
-      </w:pPr>
-      <w:r>
-        <w:rPr>
-          <w:rFonts w:ascii="맑은 고딕" w:hAnsi="맑은 고딕" w:eastAsia="맑은 고딕"/>
-          <w:b w:val="0"/>
-          <w:i w:val="0"/>
-          <w:sz w:val="18"/>
-          <w:u w:val="none"/>
-        </w:rPr>
-        <w:t xml:space="preserve">④ Mom turned off the TV </w:t>
-      </w:r>
-      <w:r>
-        <w:rPr>
-          <w:rFonts w:ascii="맑은 고딕" w:hAnsi="맑은 고딕" w:eastAsia="맑은 고딕"/>
-          <w:b w:val="0"/>
-          <w:i w:val="0"/>
-          <w:sz w:val="18"/>
-          <w:u w:val="single"/>
-        </w:rPr>
-        <w:t>so that I could study</w:t>
-      </w:r>
-      <w:r>
-        <w:rPr>
-          <w:rFonts w:ascii="맑은 고딕" w:hAnsi="맑은 고딕" w:eastAsia="맑은 고딕"/>
-          <w:b w:val="0"/>
-          <w:i w:val="0"/>
-          <w:sz w:val="18"/>
-          <w:u w:val="none"/>
-        </w:rPr>
-        <w:t>.</w:t>
-      </w:r>
-    </w:p>
-    <w:p>
-      <w:pPr>
-        <w:spacing w:before="0" w:after="0" w:line="259" w:lineRule="auto"/>
-        <w:ind w:left="113"/>
-      </w:pPr>
-      <w:r>
-        <w:rPr>
-          <w:rFonts w:ascii="맑은 고딕" w:hAnsi="맑은 고딕" w:eastAsia="맑은 고딕"/>
-          <w:b w:val="0"/>
-          <w:i w:val="0"/>
-          <w:sz w:val="18"/>
-          <w:u w:val="none"/>
-        </w:rPr>
-        <w:t xml:space="preserve">⑤ He explained it twice </w:t>
-      </w:r>
-      <w:r>
-        <w:rPr>
-          <w:rFonts w:ascii="맑은 고딕" w:hAnsi="맑은 고딕" w:eastAsia="맑은 고딕"/>
-          <w:b w:val="0"/>
-          <w:i w:val="0"/>
-          <w:sz w:val="18"/>
-          <w:u w:val="single"/>
-        </w:rPr>
-        <w:t>so that we would understand</w:t>
-      </w:r>
-      <w:r>
-        <w:rPr>
-          <w:rFonts w:ascii="맑은 고딕" w:hAnsi="맑은 고딕" w:eastAsia="맑은 고딕"/>
-          <w:b w:val="0"/>
-          <w:i w:val="0"/>
-          <w:sz w:val="18"/>
-          <w:u w:val="none"/>
-        </w:rPr>
-        <w:t xml:space="preserve"> it.</w:t>
-      </w:r>
-    </w:p>
-    <w:p>
-      <w:pPr>
-        <w:spacing w:before="0" w:after="0" w:line="259" w:lineRule="auto"/>
-      </w:pPr>
-    </w:p>
-    <w:p>
-      <w:pPr>
-        <w:spacing w:before="0" w:after="40" w:line="259" w:lineRule="auto"/>
-      </w:pPr>
-    </w:p>
-    <w:p>
-      <w:pPr>
-        <w:keepNext/>
-        <w:spacing w:before="0" w:after="20" w:line="259" w:lineRule="auto"/>
-      </w:pPr>
-      <w:r>
-        <w:rPr>
-          <w:rFonts w:ascii="맑은 고딕" w:hAnsi="맑은 고딕" w:eastAsia="맑은 고딕"/>
-          <w:b/>
-          <w:i w:val="0"/>
-          <w:sz w:val="18"/>
-          <w:u w:val="none"/>
-        </w:rPr>
-        <w:t xml:space="preserve">19. </w:t>
-      </w:r>
-      <w:r>
-        <w:rPr>
-          <w:rFonts w:ascii="맑은 고딕" w:hAnsi="맑은 고딕" w:eastAsia="맑은 고딕"/>
-          <w:b w:val="0"/>
-          <w:i w:val="0"/>
-          <w:sz w:val="18"/>
-          <w:u w:val="none"/>
-        </w:rPr>
-        <w:t xml:space="preserve">다음 문장을 so를 문장 맨 앞으로 보내 바르게 바꾼 것은? </w:t>
-      </w:r>
-      <w:r>
-        <w:rPr>
-          <w:rFonts w:ascii="맑은 고딕" w:hAnsi="맑은 고딕" w:eastAsia="맑은 고딕"/>
-          <w:b w:val="0"/>
-          <w:i w:val="0"/>
-          <w:sz w:val="18"/>
-          <w:u w:val="none"/>
-        </w:rPr>
-        <w:t>(4점)</w:t>
-      </w:r>
-    </w:p>
-    <w:p>
-      <w:pPr>
-        <w:spacing w:before="0" w:after="20" w:line="259" w:lineRule="auto"/>
-        <w:ind w:left="57"/>
-      </w:pPr>
-      <w:r>
-        <w:rPr>
-          <w:rFonts w:ascii="맑은 고딕" w:hAnsi="맑은 고딕" w:eastAsia="맑은 고딕"/>
-          <w:b w:val="0"/>
-          <w:i w:val="0"/>
-          <w:sz w:val="18"/>
-          <w:u w:val="none"/>
-        </w:rPr>
-        <w:t>She danced so beautifully that everyone stood up and clapped.</w:t>
-      </w:r>
-    </w:p>
-    <w:p>
-      <w:pPr>
-        <w:spacing w:before="0" w:after="0" w:line="259" w:lineRule="auto"/>
-        <w:ind w:left="113"/>
-      </w:pPr>
-      <w:r>
-        <w:rPr>
-          <w:rFonts w:ascii="맑은 고딕" w:hAnsi="맑은 고딕" w:eastAsia="맑은 고딕"/>
-          <w:b w:val="0"/>
-          <w:i w:val="0"/>
-          <w:sz w:val="18"/>
-          <w:u w:val="none"/>
-        </w:rPr>
-        <w:t>① So beautifully she danced that everyone stood up and clapped.</w:t>
-      </w:r>
-    </w:p>
-    <w:p>
-      <w:pPr>
-        <w:spacing w:before="0" w:after="0" w:line="259" w:lineRule="auto"/>
-        <w:ind w:left="113"/>
-      </w:pPr>
-      <w:r>
-        <w:rPr>
-          <w:rFonts w:ascii="맑은 고딕" w:hAnsi="맑은 고딕" w:eastAsia="맑은 고딕"/>
-          <w:b w:val="0"/>
-          <w:i w:val="0"/>
-          <w:sz w:val="18"/>
-          <w:u w:val="none"/>
-        </w:rPr>
-        <w:t>② So beautifully danced she that everyone stood up and clapped.</w:t>
-      </w:r>
-    </w:p>
-    <w:p>
-      <w:pPr>
-        <w:spacing w:before="0" w:after="0" w:line="259" w:lineRule="auto"/>
-        <w:ind w:left="113"/>
-      </w:pPr>
-      <w:r>
-        <w:rPr>
-          <w:rFonts w:ascii="맑은 고딕" w:hAnsi="맑은 고딕" w:eastAsia="맑은 고딕"/>
-          <w:b w:val="0"/>
-          <w:i w:val="0"/>
-          <w:sz w:val="18"/>
-          <w:u w:val="none"/>
-        </w:rPr>
-        <w:t>③ So did she beautifully dance that everyone stood up and clapped.</w:t>
-      </w:r>
-    </w:p>
-    <w:p>
-      <w:pPr>
-        <w:spacing w:before="0" w:after="0" w:line="259" w:lineRule="auto"/>
-        <w:ind w:left="113"/>
-      </w:pPr>
-      <w:r>
-        <w:rPr>
-          <w:rFonts w:ascii="맑은 고딕" w:hAnsi="맑은 고딕" w:eastAsia="맑은 고딕"/>
-          <w:b w:val="0"/>
-          <w:i w:val="0"/>
-          <w:sz w:val="18"/>
-          <w:u w:val="none"/>
-        </w:rPr>
-        <w:t>④ So beautifully did she danced that everyone stood up and clapped.</w:t>
-      </w:r>
-    </w:p>
-    <w:p>
-      <w:pPr>
-        <w:spacing w:before="0" w:after="0" w:line="259" w:lineRule="auto"/>
-        <w:ind w:left="113"/>
-      </w:pPr>
-      <w:r>
-        <w:rPr>
-          <w:rFonts w:ascii="맑은 고딕" w:hAnsi="맑은 고딕" w:eastAsia="맑은 고딕"/>
-          <w:b w:val="0"/>
-          <w:i w:val="0"/>
-          <w:sz w:val="18"/>
-          <w:u w:val="none"/>
-        </w:rPr>
-        <w:t>⑤ So beautifully did she dance that everyone stood up and clapped.</w:t>
-      </w:r>
-    </w:p>
-    <w:p>
-      <w:pPr>
-        <w:spacing w:before="0" w:after="0" w:line="259" w:lineRule="auto"/>
-      </w:pPr>
-    </w:p>
-    <w:p>
-      <w:pPr>
-        <w:spacing w:before="0" w:after="40" w:line="259" w:lineRule="auto"/>
-      </w:pPr>
-    </w:p>
-    <w:p>
-      <w:pPr>
-        <w:keepNext/>
-        <w:spacing w:before="0" w:after="20" w:line="259" w:lineRule="auto"/>
-      </w:pPr>
-      <w:r>
-        <w:rPr>
-          <w:rFonts w:ascii="맑은 고딕" w:hAnsi="맑은 고딕" w:eastAsia="맑은 고딕"/>
-          <w:b/>
-          <w:i w:val="0"/>
-          <w:sz w:val="18"/>
-          <w:u w:val="none"/>
-        </w:rPr>
-        <w:t xml:space="preserve">20. </w:t>
-      </w:r>
-      <w:r>
-        <w:rPr>
-          <w:rFonts w:ascii="맑은 고딕" w:hAnsi="맑은 고딕" w:eastAsia="맑은 고딕"/>
-          <w:b w:val="0"/>
-          <w:i w:val="0"/>
-          <w:sz w:val="18"/>
-          <w:u w:val="none"/>
-        </w:rPr>
-        <w:t xml:space="preserve">다음 중 어법상 옳은 문장만을 &lt;보기&gt;에서 있는 대로 고른 것은? </w:t>
-      </w:r>
-      <w:r>
-        <w:rPr>
-          <w:rFonts w:ascii="맑은 고딕" w:hAnsi="맑은 고딕" w:eastAsia="맑은 고딕"/>
-          <w:b w:val="0"/>
-          <w:i w:val="0"/>
-          <w:sz w:val="18"/>
-          <w:u w:val="none"/>
-        </w:rPr>
-        <w:t>(4점)</w:t>
-      </w:r>
-    </w:p>
-    <w:p>
-      <w:pPr>
-        <w:spacing w:before="0" w:after="20" w:line="259" w:lineRule="auto"/>
-        <w:ind w:left="57"/>
-      </w:pPr>
-      <w:r>
-        <w:rPr>
-          <w:rFonts w:ascii="맑은 고딕" w:hAnsi="맑은 고딕" w:eastAsia="맑은 고딕"/>
-          <w:b w:val="0"/>
-          <w:i w:val="0"/>
-          <w:sz w:val="18"/>
-          <w:u w:val="none"/>
-        </w:rPr>
-        <w:t>ⓐ He was such a kind teacher that we all loved him.</w:t>
-      </w:r>
-      <w:r>
-        <w:br/>
-      </w:r>
-      <w:r>
-        <w:rPr>
-          <w:rFonts w:ascii="맑은 고딕" w:hAnsi="맑은 고딕" w:eastAsia="맑은 고딕"/>
-          <w:b w:val="0"/>
-          <w:i w:val="0"/>
-          <w:sz w:val="18"/>
-          <w:u w:val="none"/>
-        </w:rPr>
-        <w:t>ⓑ So tired was he that he fell asleep on the bus.</w:t>
-      </w:r>
-      <w:r>
-        <w:br/>
-      </w:r>
-      <w:r>
-        <w:rPr>
-          <w:rFonts w:ascii="맑은 고딕" w:hAnsi="맑은 고딕" w:eastAsia="맑은 고딕"/>
-          <w:b w:val="0"/>
-          <w:i w:val="0"/>
-          <w:sz w:val="18"/>
-          <w:u w:val="none"/>
-        </w:rPr>
-        <w:t>ⓒ He left early so as avoid the rain.</w:t>
-      </w:r>
-      <w:r>
-        <w:br/>
-      </w:r>
-      <w:r>
-        <w:rPr>
-          <w:rFonts w:ascii="맑은 고딕" w:hAnsi="맑은 고딕" w:eastAsia="맑은 고딕"/>
-          <w:b w:val="0"/>
-          <w:i w:val="0"/>
-          <w:sz w:val="18"/>
-          <w:u w:val="none"/>
-        </w:rPr>
-        <w:t>ⓓ It is foolish of him to believe the rumor.</w:t>
-      </w:r>
-      <w:r>
-        <w:br/>
-      </w:r>
-      <w:r>
-        <w:rPr>
-          <w:rFonts w:ascii="맑은 고딕" w:hAnsi="맑은 고딕" w:eastAsia="맑은 고딕"/>
-          <w:b w:val="0"/>
-          <w:i w:val="0"/>
-          <w:sz w:val="18"/>
-          <w:u w:val="none"/>
-        </w:rPr>
-        <w:t>ⓔ This is the most easiest question on the test.</w:t>
-      </w:r>
-      <w:r>
-        <w:br/>
-      </w:r>
-      <w:r>
-        <w:rPr>
-          <w:rFonts w:ascii="맑은 고딕" w:hAnsi="맑은 고딕" w:eastAsia="맑은 고딕"/>
-          <w:b w:val="0"/>
-          <w:i w:val="0"/>
-          <w:sz w:val="18"/>
-          <w:u w:val="none"/>
-        </w:rPr>
-        <w:t>ⓕ Used carefully, this knife is very safe.</w:t>
+        <w:t>ⓕ I brought my camera so that I could take pictures of the beautiful scenery.</w:t>
       </w:r>
     </w:p>
     <w:p>
@@ -3445,8 +3452,8 @@
           <w:type w:val="continuous"/>
           <w:pgSz w:w="11906" w:h="16838"/>
           <w:pgMar w:top="680" w:right="794" w:bottom="624" w:left="794" w:header="720" w:footer="720" w:gutter="0"/>
+          <w:docGrid w:linePitch="360"/>
           <w:cols w:num="2" w:space="360" w:sep="1"/>
-          <w:docGrid w:linePitch="360"/>
         </w:sectPr>
       </w:pPr>
     </w:p>
@@ -3487,7 +3494,7 @@
           <w:sz w:val="19"/>
           <w:u w:val="none"/>
         </w:rPr>
-        <w:t xml:space="preserve">②   │   </w:t>
+        <w:t xml:space="preserve">④   │   </w:t>
       </w:r>
       <w:r>
         <w:rPr>
@@ -3507,7 +3514,7 @@
           <w:sz w:val="19"/>
           <w:u w:val="none"/>
         </w:rPr>
-        <w:t xml:space="preserve">③   │   </w:t>
+        <w:t xml:space="preserve">⑤   │   </w:t>
       </w:r>
       <w:r>
         <w:rPr>
@@ -3547,7 +3554,7 @@
           <w:sz w:val="19"/>
           <w:u w:val="none"/>
         </w:rPr>
-        <w:t xml:space="preserve">③   │   </w:t>
+        <w:t xml:space="preserve">①   │   </w:t>
       </w:r>
       <w:r>
         <w:rPr>
@@ -3567,7 +3574,7 @@
           <w:sz w:val="19"/>
           <w:u w:val="none"/>
         </w:rPr>
-        <w:t xml:space="preserve">③   │   </w:t>
+        <w:t xml:space="preserve">②   │   </w:t>
       </w:r>
       <w:r>
         <w:rPr>
@@ -3607,7 +3614,7 @@
           <w:sz w:val="19"/>
           <w:u w:val="none"/>
         </w:rPr>
-        <w:t xml:space="preserve">②   │   </w:t>
+        <w:t xml:space="preserve">④   │   </w:t>
       </w:r>
       <w:r>
         <w:rPr>
@@ -3627,7 +3634,7 @@
           <w:sz w:val="19"/>
           <w:u w:val="none"/>
         </w:rPr>
-        <w:t xml:space="preserve">③ (3개: ⓐ, ⓒ, ⓔ)   │   </w:t>
+        <w:t xml:space="preserve">③   │   </w:t>
       </w:r>
       <w:r>
         <w:rPr>
@@ -3647,7 +3654,7 @@
           <w:sz w:val="19"/>
           <w:u w:val="none"/>
         </w:rPr>
-        <w:t xml:space="preserve">①   │   </w:t>
+        <w:t xml:space="preserve">③   │   </w:t>
       </w:r>
       <w:r>
         <w:rPr>
@@ -3707,7 +3714,7 @@
           <w:sz w:val="19"/>
           <w:u w:val="none"/>
         </w:rPr>
-        <w:t xml:space="preserve">⑤   │   </w:t>
+        <w:t xml:space="preserve">①   │   </w:t>
       </w:r>
       <w:r>
         <w:rPr>
@@ -3747,7 +3754,7 @@
           <w:sz w:val="19"/>
           <w:u w:val="none"/>
         </w:rPr>
-        <w:t xml:space="preserve">②   │   </w:t>
+        <w:t xml:space="preserve">⑤   │   </w:t>
       </w:r>
       <w:r>
         <w:rPr>
@@ -3767,7 +3774,7 @@
           <w:sz w:val="19"/>
           <w:u w:val="none"/>
         </w:rPr>
-        <w:t xml:space="preserve">④   │   </w:t>
+        <w:t xml:space="preserve">①   │   </w:t>
       </w:r>
       <w:r>
         <w:rPr>
@@ -3787,7 +3794,7 @@
           <w:sz w:val="19"/>
           <w:u w:val="none"/>
         </w:rPr>
-        <w:t xml:space="preserve">②   │   </w:t>
+        <w:t xml:space="preserve">④   │   </w:t>
       </w:r>
       <w:r>
         <w:rPr>
@@ -3807,7 +3814,7 @@
           <w:sz w:val="19"/>
           <w:u w:val="none"/>
         </w:rPr>
-        <w:t xml:space="preserve">③ (3개: ⓐ, ⓒ, ⓔ)   │   </w:t>
+        <w:t xml:space="preserve">④   │   </w:t>
       </w:r>
       <w:r>
         <w:rPr>
@@ -3827,7 +3834,7 @@
           <w:sz w:val="19"/>
           <w:u w:val="none"/>
         </w:rPr>
-        <w:t xml:space="preserve">①, ③   │   </w:t>
+        <w:t xml:space="preserve">②, ⑤   │   </w:t>
       </w:r>
       <w:r>
         <w:rPr>
@@ -3847,7 +3854,7 @@
           <w:sz w:val="19"/>
           <w:u w:val="none"/>
         </w:rPr>
-        <w:t xml:space="preserve">⑤   │   </w:t>
+        <w:t xml:space="preserve">③   │   </w:t>
       </w:r>
       <w:r>
         <w:rPr>
@@ -3873,8 +3880,8 @@
     <w:sectPr>
       <w:pgSz w:w="11906" w:h="16838"/>
       <w:pgMar w:top="680" w:right="794" w:bottom="624" w:left="794" w:header="720" w:footer="720" w:gutter="0"/>
+      <w:docGrid w:linePitch="360"/>
       <w:cols w:num="1" w:space="360"/>
-      <w:docGrid w:linePitch="360"/>
     </w:sectPr>
   </w:body>
 </w:document>
